--- a/lessons/7-1/readiness/practice.docx
+++ b/lessons/7-1/readiness/practice.docx
@@ -101,7 +101,983 @@
     </w:p>
     <w:p>
       <w:pPr>
-        <w:spacing w:after="120" w:before="0"/>
+        <w:spacing w:after="60" w:before="120"/>
+      </w:pPr>
+      <w:r>
+        <w:rPr>
+          <w:b/>
+          <w:bCs/>
+          <w:color w:val="0F2B3C"/>
+          <w:sz w:val="24"/>
+          <w:szCs w:val="24"/>
+        </w:rPr>
+        <w:t xml:space="preserve">Vocabulary Anchor Box</w:t>
+      </w:r>
+    </w:p>
+    <w:tbl>
+      <w:tblPr>
+        <w:tblW w:type="dxa" w:w="9360"/>
+        <w:tblBorders>
+          <w:top w:val="single" w:color="C7D2DD" w:sz="6"/>
+          <w:left w:val="single" w:color="C7D2DD" w:sz="6"/>
+          <w:bottom w:val="single" w:color="C7D2DD" w:sz="6"/>
+          <w:right w:val="single" w:color="C7D2DD" w:sz="6"/>
+          <w:insideH w:val="single" w:color="C7D2DD" w:sz="6"/>
+          <w:insideV w:val="single" w:color="C7D2DD" w:sz="6"/>
+        </w:tblBorders>
+      </w:tblPr>
+      <w:tblGrid>
+        <w:gridCol w:w="1800"/>
+        <w:gridCol w:w="3160"/>
+        <w:gridCol w:w="2200"/>
+        <w:gridCol w:w="2200"/>
+      </w:tblGrid>
+      <w:tr>
+        <w:trPr>
+          <w:cantSplit/>
+          <w:tblHeader/>
+        </w:trPr>
+        <w:tc>
+          <w:tcPr>
+            <w:tcW w:type="dxa" w:w="1800"/>
+            <w:shd w:fill="EEF4F8" w:color="auto" w:val="clear"/>
+            <w:tcMar>
+              <w:top w:type="dxa" w:w="60"/>
+              <w:left w:type="dxa" w:w="100"/>
+              <w:bottom w:type="dxa" w:w="60"/>
+              <w:right w:type="dxa" w:w="100"/>
+            </w:tcMar>
+          </w:tcPr>
+          <w:p>
+            <w:pPr>
+              <w:spacing w:after="0" w:before="0"/>
+            </w:pPr>
+            <w:r>
+              <w:rPr>
+                <w:b/>
+                <w:bCs/>
+                <w:color w:val="0F2B3C"/>
+                <w:sz w:val="18"/>
+                <w:szCs w:val="18"/>
+              </w:rPr>
+              <w:t xml:space="preserve">Concept Term</w:t>
+            </w:r>
+          </w:p>
+        </w:tc>
+        <w:tc>
+          <w:tcPr>
+            <w:tcW w:type="dxa" w:w="3160"/>
+            <w:shd w:fill="EEF4F8" w:color="auto" w:val="clear"/>
+            <w:tcMar>
+              <w:top w:type="dxa" w:w="60"/>
+              <w:left w:type="dxa" w:w="100"/>
+              <w:bottom w:type="dxa" w:w="60"/>
+              <w:right w:type="dxa" w:w="100"/>
+            </w:tcMar>
+          </w:tcPr>
+          <w:p>
+            <w:pPr>
+              <w:spacing w:after="0" w:before="0"/>
+            </w:pPr>
+            <w:r>
+              <w:rPr>
+                <w:b/>
+                <w:bCs/>
+                <w:color w:val="0F2B3C"/>
+                <w:sz w:val="18"/>
+                <w:szCs w:val="18"/>
+              </w:rPr>
+              <w:t xml:space="preserve">Student-Friendly Definition</w:t>
+            </w:r>
+          </w:p>
+        </w:tc>
+        <w:tc>
+          <w:tcPr>
+            <w:tcW w:type="dxa" w:w="2200"/>
+            <w:shd w:fill="EEF4F8" w:color="auto" w:val="clear"/>
+            <w:tcMar>
+              <w:top w:type="dxa" w:w="60"/>
+              <w:left w:type="dxa" w:w="100"/>
+              <w:bottom w:type="dxa" w:w="60"/>
+              <w:right w:type="dxa" w:w="100"/>
+            </w:tcMar>
+          </w:tcPr>
+          <w:p>
+            <w:pPr>
+              <w:spacing w:after="0" w:before="0"/>
+            </w:pPr>
+            <w:r>
+              <w:rPr>
+                <w:b/>
+                <w:bCs/>
+                <w:color w:val="0F2B3C"/>
+                <w:sz w:val="18"/>
+                <w:szCs w:val="18"/>
+              </w:rPr>
+              <w:t xml:space="preserve">Non-Example</w:t>
+            </w:r>
+          </w:p>
+        </w:tc>
+        <w:tc>
+          <w:tcPr>
+            <w:tcW w:type="dxa" w:w="2200"/>
+            <w:shd w:fill="EEF4F8" w:color="auto" w:val="clear"/>
+            <w:tcMar>
+              <w:top w:type="dxa" w:w="60"/>
+              <w:left w:type="dxa" w:w="100"/>
+              <w:bottom w:type="dxa" w:w="60"/>
+              <w:right w:type="dxa" w:w="100"/>
+            </w:tcMar>
+          </w:tcPr>
+          <w:p>
+            <w:pPr>
+              <w:spacing w:after="0" w:before="0"/>
+            </w:pPr>
+            <w:r>
+              <w:rPr>
+                <w:b/>
+                <w:bCs/>
+                <w:color w:val="0F2B3C"/>
+                <w:sz w:val="18"/>
+                <w:szCs w:val="18"/>
+              </w:rPr>
+              <w:t xml:space="preserve">Visual Clue</w:t>
+            </w:r>
+          </w:p>
+        </w:tc>
+      </w:tr>
+      <w:tr>
+        <w:trPr>
+          <w:cantSplit/>
+        </w:trPr>
+        <w:tc>
+          <w:tcPr>
+            <w:tcW w:type="dxa" w:w="1800"/>
+            <w:tcMar>
+              <w:top w:type="dxa" w:w="60"/>
+              <w:left w:type="dxa" w:w="100"/>
+              <w:bottom w:type="dxa" w:w="60"/>
+              <w:right w:type="dxa" w:w="100"/>
+            </w:tcMar>
+            <w:vAlign w:val="top"/>
+          </w:tcPr>
+          <w:p>
+            <w:pPr>
+              <w:spacing w:after="20" w:before="0"/>
+            </w:pPr>
+            <w:r>
+              <w:rPr>
+                <w:b/>
+                <w:bCs/>
+                <w:color w:val="0F2B3C"/>
+                <w:sz w:val="20"/>
+                <w:szCs w:val="20"/>
+              </w:rPr>
+              <w:t xml:space="preserve">Integer</w:t>
+            </w:r>
+          </w:p>
+          <w:p>
+            <w:pPr>
+              <w:spacing w:after="0" w:before="0"/>
+            </w:pPr>
+            <w:r>
+              <w:rPr>
+                <w:i/>
+                <w:iCs/>
+                <w:color w:val="5E6E7E"/>
+                <w:sz w:val="18"/>
+                <w:szCs w:val="18"/>
+              </w:rPr>
+              <w:t xml:space="preserve">Número entero</w:t>
+            </w:r>
+          </w:p>
+        </w:tc>
+        <w:tc>
+          <w:tcPr>
+            <w:tcW w:type="dxa" w:w="3160"/>
+            <w:tcMar>
+              <w:top w:type="dxa" w:w="60"/>
+              <w:left w:type="dxa" w:w="100"/>
+              <w:bottom w:type="dxa" w:w="60"/>
+              <w:right w:type="dxa" w:w="100"/>
+            </w:tcMar>
+            <w:vAlign w:val="top"/>
+          </w:tcPr>
+          <w:p>
+            <w:pPr>
+              <w:spacing w:after="0" w:before="0"/>
+            </w:pPr>
+            <w:r>
+              <w:rPr>
+                <w:sz w:val="19"/>
+                <w:szCs w:val="19"/>
+              </w:rPr>
+              <w:t xml:space="preserve">The counting numbers, their opposites, and 0.</w:t>
+            </w:r>
+          </w:p>
+        </w:tc>
+        <w:tc>
+          <w:tcPr>
+            <w:tcW w:type="dxa" w:w="2200"/>
+            <w:tcMar>
+              <w:top w:type="dxa" w:w="60"/>
+              <w:left w:type="dxa" w:w="100"/>
+              <w:bottom w:type="dxa" w:w="60"/>
+              <w:right w:type="dxa" w:w="100"/>
+            </w:tcMar>
+            <w:vAlign w:val="top"/>
+          </w:tcPr>
+          <w:p>
+            <w:pPr>
+              <w:spacing w:after="30" w:before="0"/>
+            </w:pPr>
+            <w:r>
+              <w:rPr>
+                <w:i/>
+                <w:iCs/>
+                <w:color w:val="5E6E7E"/>
+                <w:sz w:val="18"/>
+                <w:szCs w:val="18"/>
+              </w:rPr>
+              <w:t xml:space="preserve">Not Integer: write a counter-example that does not fit the rule.</w:t>
+            </w:r>
+          </w:p>
+          <w:p>
+            <w:pPr>
+              <w:spacing w:after="50" w:before="0"/>
+            </w:pPr>
+            <w:r>
+              <w:rPr>
+                <w:color w:val="BBBBBB"/>
+                <w:sz w:val="18"/>
+                <w:szCs w:val="18"/>
+              </w:rPr>
+              <w:t xml:space="preserve">____________________________</w:t>
+            </w:r>
+          </w:p>
+        </w:tc>
+        <w:tc>
+          <w:tcPr>
+            <w:tcW w:type="dxa" w:w="2200"/>
+            <w:tcMar>
+              <w:top w:type="dxa" w:w="60"/>
+              <w:left w:type="dxa" w:w="100"/>
+              <w:bottom w:type="dxa" w:w="60"/>
+              <w:right w:type="dxa" w:w="100"/>
+            </w:tcMar>
+            <w:vAlign w:val="top"/>
+          </w:tcPr>
+          <w:p>
+            <w:pPr>
+              <w:spacing w:after="0" w:before="0"/>
+            </w:pPr>
+            <w:r>
+              <w:rPr>
+                <w:i/>
+                <w:iCs/>
+                <w:color w:val="5E6E7E"/>
+                <w:sz w:val="18"/>
+                <w:szCs w:val="18"/>
+              </w:rPr>
+              <w:t xml:space="preserve">..., -3, -2, -1, 0, 1, 2, 3, ...</w:t>
+            </w:r>
+          </w:p>
+        </w:tc>
+      </w:tr>
+      <w:tr>
+        <w:trPr>
+          <w:cantSplit/>
+        </w:trPr>
+        <w:tc>
+          <w:tcPr>
+            <w:tcW w:type="dxa" w:w="1800"/>
+            <w:tcMar>
+              <w:top w:type="dxa" w:w="60"/>
+              <w:left w:type="dxa" w:w="100"/>
+              <w:bottom w:type="dxa" w:w="60"/>
+              <w:right w:type="dxa" w:w="100"/>
+            </w:tcMar>
+            <w:vAlign w:val="top"/>
+          </w:tcPr>
+          <w:p>
+            <w:pPr>
+              <w:spacing w:after="20" w:before="0"/>
+            </w:pPr>
+            <w:r>
+              <w:rPr>
+                <w:b/>
+                <w:bCs/>
+                <w:color w:val="0F2B3C"/>
+                <w:sz w:val="20"/>
+                <w:szCs w:val="20"/>
+              </w:rPr>
+              <w:t xml:space="preserve">Opposite</w:t>
+            </w:r>
+          </w:p>
+          <w:p>
+            <w:pPr>
+              <w:spacing w:after="0" w:before="0"/>
+            </w:pPr>
+            <w:r>
+              <w:rPr>
+                <w:i/>
+                <w:iCs/>
+                <w:color w:val="5E6E7E"/>
+                <w:sz w:val="18"/>
+                <w:szCs w:val="18"/>
+              </w:rPr>
+              <w:t xml:space="preserve">Opuesto</w:t>
+            </w:r>
+          </w:p>
+        </w:tc>
+        <w:tc>
+          <w:tcPr>
+            <w:tcW w:type="dxa" w:w="3160"/>
+            <w:tcMar>
+              <w:top w:type="dxa" w:w="60"/>
+              <w:left w:type="dxa" w:w="100"/>
+              <w:bottom w:type="dxa" w:w="60"/>
+              <w:right w:type="dxa" w:w="100"/>
+            </w:tcMar>
+            <w:vAlign w:val="top"/>
+          </w:tcPr>
+          <w:p>
+            <w:pPr>
+              <w:spacing w:after="0" w:before="0"/>
+            </w:pPr>
+            <w:r>
+              <w:rPr>
+                <w:sz w:val="19"/>
+                <w:szCs w:val="19"/>
+              </w:rPr>
+              <w:t xml:space="preserve">A number that is the same distance from 0 as another number, but on the other side of 0.</w:t>
+            </w:r>
+          </w:p>
+        </w:tc>
+        <w:tc>
+          <w:tcPr>
+            <w:tcW w:type="dxa" w:w="2200"/>
+            <w:tcMar>
+              <w:top w:type="dxa" w:w="60"/>
+              <w:left w:type="dxa" w:w="100"/>
+              <w:bottom w:type="dxa" w:w="60"/>
+              <w:right w:type="dxa" w:w="100"/>
+            </w:tcMar>
+            <w:vAlign w:val="top"/>
+          </w:tcPr>
+          <w:p>
+            <w:pPr>
+              <w:spacing w:after="30" w:before="0"/>
+            </w:pPr>
+            <w:r>
+              <w:rPr>
+                <w:i/>
+                <w:iCs/>
+                <w:color w:val="5E6E7E"/>
+                <w:sz w:val="18"/>
+                <w:szCs w:val="18"/>
+              </w:rPr>
+              <w:t xml:space="preserve">Not Opposite: write a counter-example that does not fit the rule.</w:t>
+            </w:r>
+          </w:p>
+          <w:p>
+            <w:pPr>
+              <w:spacing w:after="50" w:before="0"/>
+            </w:pPr>
+            <w:r>
+              <w:rPr>
+                <w:color w:val="BBBBBB"/>
+                <w:sz w:val="18"/>
+                <w:szCs w:val="18"/>
+              </w:rPr>
+              <w:t xml:space="preserve">____________________________</w:t>
+            </w:r>
+          </w:p>
+        </w:tc>
+        <w:tc>
+          <w:tcPr>
+            <w:tcW w:type="dxa" w:w="2200"/>
+            <w:tcMar>
+              <w:top w:type="dxa" w:w="60"/>
+              <w:left w:type="dxa" w:w="100"/>
+              <w:bottom w:type="dxa" w:w="60"/>
+              <w:right w:type="dxa" w:w="100"/>
+            </w:tcMar>
+            <w:vAlign w:val="top"/>
+          </w:tcPr>
+          <w:p>
+            <w:pPr>
+              <w:spacing w:after="0" w:before="0"/>
+            </w:pPr>
+            <w:r>
+              <w:rPr>
+                <w:i/>
+                <w:iCs/>
+                <w:color w:val="5E6E7E"/>
+                <w:sz w:val="18"/>
+                <w:szCs w:val="18"/>
+              </w:rPr>
+              <w:t xml:space="preserve">86 and -86 are both 86 units from 0, on opposite sides</w:t>
+            </w:r>
+          </w:p>
+        </w:tc>
+      </w:tr>
+      <w:tr>
+        <w:trPr>
+          <w:cantSplit/>
+        </w:trPr>
+        <w:tc>
+          <w:tcPr>
+            <w:tcW w:type="dxa" w:w="1800"/>
+            <w:tcMar>
+              <w:top w:type="dxa" w:w="60"/>
+              <w:left w:type="dxa" w:w="100"/>
+              <w:bottom w:type="dxa" w:w="60"/>
+              <w:right w:type="dxa" w:w="100"/>
+            </w:tcMar>
+            <w:vAlign w:val="top"/>
+          </w:tcPr>
+          <w:p>
+            <w:pPr>
+              <w:spacing w:after="20" w:before="0"/>
+            </w:pPr>
+            <w:r>
+              <w:rPr>
+                <w:b/>
+                <w:bCs/>
+                <w:color w:val="0F2B3C"/>
+                <w:sz w:val="20"/>
+                <w:szCs w:val="20"/>
+              </w:rPr>
+              <w:t xml:space="preserve">Negative number</w:t>
+            </w:r>
+          </w:p>
+          <w:p>
+            <w:pPr>
+              <w:spacing w:after="0" w:before="0"/>
+            </w:pPr>
+            <w:r>
+              <w:rPr>
+                <w:i/>
+                <w:iCs/>
+                <w:color w:val="5E6E7E"/>
+                <w:sz w:val="18"/>
+                <w:szCs w:val="18"/>
+              </w:rPr>
+              <w:t xml:space="preserve">Número negativo</w:t>
+            </w:r>
+          </w:p>
+        </w:tc>
+        <w:tc>
+          <w:tcPr>
+            <w:tcW w:type="dxa" w:w="3160"/>
+            <w:tcMar>
+              <w:top w:type="dxa" w:w="60"/>
+              <w:left w:type="dxa" w:w="100"/>
+              <w:bottom w:type="dxa" w:w="60"/>
+              <w:right w:type="dxa" w:w="100"/>
+            </w:tcMar>
+            <w:vAlign w:val="top"/>
+          </w:tcPr>
+          <w:p>
+            <w:pPr>
+              <w:spacing w:after="0" w:before="0"/>
+            </w:pPr>
+            <w:r>
+              <w:rPr>
+                <w:sz w:val="19"/>
+                <w:szCs w:val="19"/>
+              </w:rPr>
+              <w:t xml:space="preserve">A number less than 0, written with a − sign. On a number line it sits to the left of 0.</w:t>
+            </w:r>
+          </w:p>
+        </w:tc>
+        <w:tc>
+          <w:tcPr>
+            <w:tcW w:type="dxa" w:w="2200"/>
+            <w:tcMar>
+              <w:top w:type="dxa" w:w="60"/>
+              <w:left w:type="dxa" w:w="100"/>
+              <w:bottom w:type="dxa" w:w="60"/>
+              <w:right w:type="dxa" w:w="100"/>
+            </w:tcMar>
+            <w:vAlign w:val="top"/>
+          </w:tcPr>
+          <w:p>
+            <w:pPr>
+              <w:spacing w:after="30" w:before="0"/>
+            </w:pPr>
+            <w:r>
+              <w:rPr>
+                <w:i/>
+                <w:iCs/>
+                <w:color w:val="5E6E7E"/>
+                <w:sz w:val="18"/>
+                <w:szCs w:val="18"/>
+              </w:rPr>
+              <w:t xml:space="preserve">Not Negative number: write a counter-example that does not fit the rule.</w:t>
+            </w:r>
+          </w:p>
+          <w:p>
+            <w:pPr>
+              <w:spacing w:after="50" w:before="0"/>
+            </w:pPr>
+            <w:r>
+              <w:rPr>
+                <w:color w:val="BBBBBB"/>
+                <w:sz w:val="18"/>
+                <w:szCs w:val="18"/>
+              </w:rPr>
+              <w:t xml:space="preserve">____________________________</w:t>
+            </w:r>
+          </w:p>
+        </w:tc>
+        <w:tc>
+          <w:tcPr>
+            <w:tcW w:type="dxa" w:w="2200"/>
+            <w:tcMar>
+              <w:top w:type="dxa" w:w="60"/>
+              <w:left w:type="dxa" w:w="100"/>
+              <w:bottom w:type="dxa" w:w="60"/>
+              <w:right w:type="dxa" w:w="100"/>
+            </w:tcMar>
+            <w:vAlign w:val="top"/>
+          </w:tcPr>
+          <w:p>
+            <w:pPr>
+              <w:spacing w:after="0" w:before="0"/>
+            </w:pPr>
+            <w:r>
+              <w:rPr>
+                <w:i/>
+                <w:iCs/>
+                <w:color w:val="5E6E7E"/>
+                <w:sz w:val="18"/>
+                <w:szCs w:val="18"/>
+              </w:rPr>
+              <w:t xml:space="preserve">-86 meters means 86 meters BELOW sea level</w:t>
+            </w:r>
+          </w:p>
+        </w:tc>
+      </w:tr>
+      <w:tr>
+        <w:trPr>
+          <w:cantSplit/>
+        </w:trPr>
+        <w:tc>
+          <w:tcPr>
+            <w:tcW w:type="dxa" w:w="1800"/>
+            <w:tcMar>
+              <w:top w:type="dxa" w:w="60"/>
+              <w:left w:type="dxa" w:w="100"/>
+              <w:bottom w:type="dxa" w:w="60"/>
+              <w:right w:type="dxa" w:w="100"/>
+            </w:tcMar>
+            <w:vAlign w:val="top"/>
+          </w:tcPr>
+          <w:p>
+            <w:pPr>
+              <w:spacing w:after="20" w:before="0"/>
+            </w:pPr>
+            <w:r>
+              <w:rPr>
+                <w:b/>
+                <w:bCs/>
+                <w:color w:val="0F2B3C"/>
+                <w:sz w:val="20"/>
+                <w:szCs w:val="20"/>
+              </w:rPr>
+              <w:t xml:space="preserve">Positive number</w:t>
+            </w:r>
+          </w:p>
+          <w:p>
+            <w:pPr>
+              <w:spacing w:after="0" w:before="0"/>
+            </w:pPr>
+            <w:r>
+              <w:rPr>
+                <w:i/>
+                <w:iCs/>
+                <w:color w:val="5E6E7E"/>
+                <w:sz w:val="18"/>
+                <w:szCs w:val="18"/>
+              </w:rPr>
+              <w:t xml:space="preserve">Número positivo</w:t>
+            </w:r>
+          </w:p>
+        </w:tc>
+        <w:tc>
+          <w:tcPr>
+            <w:tcW w:type="dxa" w:w="3160"/>
+            <w:tcMar>
+              <w:top w:type="dxa" w:w="60"/>
+              <w:left w:type="dxa" w:w="100"/>
+              <w:bottom w:type="dxa" w:w="60"/>
+              <w:right w:type="dxa" w:w="100"/>
+            </w:tcMar>
+            <w:vAlign w:val="top"/>
+          </w:tcPr>
+          <w:p>
+            <w:pPr>
+              <w:spacing w:after="0" w:before="0"/>
+            </w:pPr>
+            <w:r>
+              <w:rPr>
+                <w:sz w:val="19"/>
+                <w:szCs w:val="19"/>
+              </w:rPr>
+              <w:t xml:space="preserve">A number greater than 0. On a number line it sits to the right of 0.</w:t>
+            </w:r>
+          </w:p>
+        </w:tc>
+        <w:tc>
+          <w:tcPr>
+            <w:tcW w:type="dxa" w:w="2200"/>
+            <w:tcMar>
+              <w:top w:type="dxa" w:w="60"/>
+              <w:left w:type="dxa" w:w="100"/>
+              <w:bottom w:type="dxa" w:w="60"/>
+              <w:right w:type="dxa" w:w="100"/>
+            </w:tcMar>
+            <w:vAlign w:val="top"/>
+          </w:tcPr>
+          <w:p>
+            <w:pPr>
+              <w:spacing w:after="30" w:before="0"/>
+            </w:pPr>
+            <w:r>
+              <w:rPr>
+                <w:i/>
+                <w:iCs/>
+                <w:color w:val="5E6E7E"/>
+                <w:sz w:val="18"/>
+                <w:szCs w:val="18"/>
+              </w:rPr>
+              <w:t xml:space="preserve">Not Positive number: write a counter-example that does not fit the rule.</w:t>
+            </w:r>
+          </w:p>
+          <w:p>
+            <w:pPr>
+              <w:spacing w:after="50" w:before="0"/>
+            </w:pPr>
+            <w:r>
+              <w:rPr>
+                <w:color w:val="BBBBBB"/>
+                <w:sz w:val="18"/>
+                <w:szCs w:val="18"/>
+              </w:rPr>
+              <w:t xml:space="preserve">____________________________</w:t>
+            </w:r>
+          </w:p>
+        </w:tc>
+        <w:tc>
+          <w:tcPr>
+            <w:tcW w:type="dxa" w:w="2200"/>
+            <w:tcMar>
+              <w:top w:type="dxa" w:w="60"/>
+              <w:left w:type="dxa" w:w="100"/>
+              <w:bottom w:type="dxa" w:w="60"/>
+              <w:right w:type="dxa" w:w="100"/>
+            </w:tcMar>
+            <w:vAlign w:val="top"/>
+          </w:tcPr>
+          <w:p>
+            <w:pPr>
+              <w:spacing w:after="0" w:before="0"/>
+            </w:pPr>
+            <w:r>
+              <w:rPr>
+                <w:i/>
+                <w:iCs/>
+                <w:color w:val="5E6E7E"/>
+                <w:sz w:val="18"/>
+                <w:szCs w:val="18"/>
+              </w:rPr>
+              <w:t xml:space="preserve">9°C is 9 degrees ABOVE zero</w:t>
+            </w:r>
+          </w:p>
+        </w:tc>
+      </w:tr>
+      <w:tr>
+        <w:trPr>
+          <w:cantSplit/>
+        </w:trPr>
+        <w:tc>
+          <w:tcPr>
+            <w:tcW w:type="dxa" w:w="1800"/>
+            <w:tcMar>
+              <w:top w:type="dxa" w:w="60"/>
+              <w:left w:type="dxa" w:w="100"/>
+              <w:bottom w:type="dxa" w:w="60"/>
+              <w:right w:type="dxa" w:w="100"/>
+            </w:tcMar>
+            <w:vAlign w:val="top"/>
+          </w:tcPr>
+          <w:p>
+            <w:pPr>
+              <w:spacing w:after="20" w:before="0"/>
+            </w:pPr>
+            <w:r>
+              <w:rPr>
+                <w:b/>
+                <w:bCs/>
+                <w:color w:val="0F2B3C"/>
+                <w:sz w:val="20"/>
+                <w:szCs w:val="20"/>
+              </w:rPr>
+              <w:t xml:space="preserve">Number line</w:t>
+            </w:r>
+          </w:p>
+          <w:p>
+            <w:pPr>
+              <w:spacing w:after="0" w:before="0"/>
+            </w:pPr>
+            <w:r>
+              <w:rPr>
+                <w:i/>
+                <w:iCs/>
+                <w:color w:val="5E6E7E"/>
+                <w:sz w:val="18"/>
+                <w:szCs w:val="18"/>
+              </w:rPr>
+              <w:t xml:space="preserve">Recta numérica</w:t>
+            </w:r>
+          </w:p>
+        </w:tc>
+        <w:tc>
+          <w:tcPr>
+            <w:tcW w:type="dxa" w:w="3160"/>
+            <w:tcMar>
+              <w:top w:type="dxa" w:w="60"/>
+              <w:left w:type="dxa" w:w="100"/>
+              <w:bottom w:type="dxa" w:w="60"/>
+              <w:right w:type="dxa" w:w="100"/>
+            </w:tcMar>
+            <w:vAlign w:val="top"/>
+          </w:tcPr>
+          <w:p>
+            <w:pPr>
+              <w:spacing w:after="0" w:before="0"/>
+            </w:pPr>
+            <w:r>
+              <w:rPr>
+                <w:sz w:val="19"/>
+                <w:szCs w:val="19"/>
+              </w:rPr>
+              <w:t xml:space="preserve">A straight line where numbers are placed in order. It extends to the left of 0 to show values less than 0.</w:t>
+            </w:r>
+          </w:p>
+        </w:tc>
+        <w:tc>
+          <w:tcPr>
+            <w:tcW w:type="dxa" w:w="2200"/>
+            <w:tcMar>
+              <w:top w:type="dxa" w:w="60"/>
+              <w:left w:type="dxa" w:w="100"/>
+              <w:bottom w:type="dxa" w:w="60"/>
+              <w:right w:type="dxa" w:w="100"/>
+            </w:tcMar>
+            <w:vAlign w:val="top"/>
+          </w:tcPr>
+          <w:p>
+            <w:pPr>
+              <w:spacing w:after="30" w:before="0"/>
+            </w:pPr>
+            <w:r>
+              <w:rPr>
+                <w:i/>
+                <w:iCs/>
+                <w:color w:val="5E6E7E"/>
+                <w:sz w:val="18"/>
+                <w:szCs w:val="18"/>
+              </w:rPr>
+              <w:t xml:space="preserve">Not Number line: write a counter-example that does not fit the rule.</w:t>
+            </w:r>
+          </w:p>
+          <w:p>
+            <w:pPr>
+              <w:spacing w:after="50" w:before="0"/>
+            </w:pPr>
+            <w:r>
+              <w:rPr>
+                <w:color w:val="BBBBBB"/>
+                <w:sz w:val="18"/>
+                <w:szCs w:val="18"/>
+              </w:rPr>
+              <w:t xml:space="preserve">____________________________</w:t>
+            </w:r>
+          </w:p>
+        </w:tc>
+        <w:tc>
+          <w:tcPr>
+            <w:tcW w:type="dxa" w:w="2200"/>
+            <w:tcMar>
+              <w:top w:type="dxa" w:w="60"/>
+              <w:left w:type="dxa" w:w="100"/>
+              <w:bottom w:type="dxa" w:w="60"/>
+              <w:right w:type="dxa" w:w="100"/>
+            </w:tcMar>
+            <w:vAlign w:val="top"/>
+          </w:tcPr>
+          <w:p>
+            <w:pPr>
+              <w:spacing w:after="0" w:before="0"/>
+            </w:pPr>
+            <w:r>
+              <w:rPr>
+                <w:i/>
+                <w:iCs/>
+                <w:color w:val="5E6E7E"/>
+                <w:sz w:val="18"/>
+                <w:szCs w:val="18"/>
+              </w:rPr>
+              <w:t xml:space="preserve">-3, -2, -1, 0, 1, 2, 3 marked in order from left to right</w:t>
+            </w:r>
+          </w:p>
+        </w:tc>
+      </w:tr>
+      <w:tr>
+        <w:trPr>
+          <w:cantSplit/>
+        </w:trPr>
+        <w:tc>
+          <w:tcPr>
+            <w:tcW w:type="dxa" w:w="1800"/>
+            <w:tcMar>
+              <w:top w:type="dxa" w:w="60"/>
+              <w:left w:type="dxa" w:w="100"/>
+              <w:bottom w:type="dxa" w:w="60"/>
+              <w:right w:type="dxa" w:w="100"/>
+            </w:tcMar>
+            <w:vAlign w:val="top"/>
+          </w:tcPr>
+          <w:p>
+            <w:pPr>
+              <w:spacing w:after="20" w:before="0"/>
+            </w:pPr>
+            <w:r>
+              <w:rPr>
+                <w:b/>
+                <w:bCs/>
+                <w:color w:val="0F2B3C"/>
+                <w:sz w:val="20"/>
+                <w:szCs w:val="20"/>
+              </w:rPr>
+              <w:t xml:space="preserve">Opposite of the opposite</w:t>
+            </w:r>
+          </w:p>
+          <w:p>
+            <w:pPr>
+              <w:spacing w:after="0" w:before="0"/>
+            </w:pPr>
+            <w:r>
+              <w:rPr>
+                <w:i/>
+                <w:iCs/>
+                <w:color w:val="5E6E7E"/>
+                <w:sz w:val="18"/>
+                <w:szCs w:val="18"/>
+              </w:rPr>
+              <w:t xml:space="preserve">Opuesto del opuesto</w:t>
+            </w:r>
+          </w:p>
+        </w:tc>
+        <w:tc>
+          <w:tcPr>
+            <w:tcW w:type="dxa" w:w="3160"/>
+            <w:tcMar>
+              <w:top w:type="dxa" w:w="60"/>
+              <w:left w:type="dxa" w:w="100"/>
+              <w:bottom w:type="dxa" w:w="60"/>
+              <w:right w:type="dxa" w:w="100"/>
+            </w:tcMar>
+            <w:vAlign w:val="top"/>
+          </w:tcPr>
+          <w:p>
+            <w:pPr>
+              <w:spacing w:after="0" w:before="0"/>
+            </w:pPr>
+            <w:r>
+              <w:rPr>
+                <w:sz w:val="19"/>
+                <w:szCs w:val="19"/>
+              </w:rPr>
+              <w:t xml:space="preserve">Taking the opposite twice brings you back to the first number.</w:t>
+            </w:r>
+          </w:p>
+        </w:tc>
+        <w:tc>
+          <w:tcPr>
+            <w:tcW w:type="dxa" w:w="2200"/>
+            <w:tcMar>
+              <w:top w:type="dxa" w:w="60"/>
+              <w:left w:type="dxa" w:w="100"/>
+              <w:bottom w:type="dxa" w:w="60"/>
+              <w:right w:type="dxa" w:w="100"/>
+            </w:tcMar>
+            <w:vAlign w:val="top"/>
+          </w:tcPr>
+          <w:p>
+            <w:pPr>
+              <w:spacing w:after="30" w:before="0"/>
+            </w:pPr>
+            <w:r>
+              <w:rPr>
+                <w:i/>
+                <w:iCs/>
+                <w:color w:val="5E6E7E"/>
+                <w:sz w:val="18"/>
+                <w:szCs w:val="18"/>
+              </w:rPr>
+              <w:t xml:space="preserve">Not Opposite of the opposite: write a counter-example that does not fit the rule.</w:t>
+            </w:r>
+          </w:p>
+          <w:p>
+            <w:pPr>
+              <w:spacing w:after="50" w:before="0"/>
+            </w:pPr>
+            <w:r>
+              <w:rPr>
+                <w:color w:val="BBBBBB"/>
+                <w:sz w:val="18"/>
+                <w:szCs w:val="18"/>
+              </w:rPr>
+              <w:t xml:space="preserve">____________________________</w:t>
+            </w:r>
+          </w:p>
+        </w:tc>
+        <w:tc>
+          <w:tcPr>
+            <w:tcW w:type="dxa" w:w="2200"/>
+            <w:tcMar>
+              <w:top w:type="dxa" w:w="60"/>
+              <w:left w:type="dxa" w:w="100"/>
+              <w:bottom w:type="dxa" w:w="60"/>
+              <w:right w:type="dxa" w:w="100"/>
+            </w:tcMar>
+            <w:vAlign w:val="top"/>
+          </w:tcPr>
+          <w:p>
+            <w:pPr>
+              <w:spacing w:after="0" w:before="0"/>
+            </w:pPr>
+            <w:r>
+              <w:rPr>
+                <w:i/>
+                <w:iCs/>
+                <w:color w:val="5E6E7E"/>
+                <w:sz w:val="18"/>
+                <w:szCs w:val="18"/>
+              </w:rPr>
+              <w:t xml:space="preserve">−(−6) = 6</w:t>
+            </w:r>
+          </w:p>
+        </w:tc>
+      </w:tr>
+    </w:tbl>
+    <w:p>
+      <w:pPr>
+        <w:spacing w:after="120" w:before="140"/>
       </w:pPr>
       <w:r>
         <w:rPr>
@@ -157,144 +1133,993 @@
         <w:t xml:space="preserve">Usa la recta numérica.</w:t>
       </w:r>
     </w:p>
-    <w:p>
-      <w:pPr>
-        <w:spacing w:after="40" w:before="0"/>
-      </w:pPr>
-      <w:r>
-        <w:rPr>
-          <w:sz w:val="22"/>
-          <w:szCs w:val="22"/>
-        </w:rPr>
-        <w:t xml:space="preserve">1.  On a number line, how many units is 9 from 0?</w:t>
-      </w:r>
-    </w:p>
+    <w:tbl>
+      <w:tblPr>
+        <w:tblW w:type="dxa" w:w="9360"/>
+        <w:tblBorders>
+          <w:top w:val="single" w:color="C7D2DD" w:sz="6"/>
+          <w:left w:val="single" w:color="C7D2DD" w:sz="6"/>
+          <w:bottom w:val="single" w:color="C7D2DD" w:sz="6"/>
+          <w:right w:val="single" w:color="C7D2DD" w:sz="6"/>
+          <w:insideH w:val="single" w:color="C7D2DD" w:sz="6"/>
+          <w:insideV w:val="single" w:color="C7D2DD" w:sz="6"/>
+        </w:tblBorders>
+      </w:tblPr>
+      <w:tblGrid>
+        <w:gridCol w:w="2800"/>
+        <w:gridCol w:w="3560"/>
+        <w:gridCol w:w="3000"/>
+      </w:tblGrid>
+      <w:tr>
+        <w:trPr>
+          <w:cantSplit/>
+          <w:tblHeader/>
+        </w:trPr>
+        <w:tc>
+          <w:tcPr>
+            <w:tcW w:type="dxa" w:w="2800"/>
+            <w:shd w:fill="EEF4F8" w:color="auto" w:val="clear"/>
+            <w:tcMar>
+              <w:top w:type="dxa" w:w="60"/>
+              <w:left w:type="dxa" w:w="100"/>
+              <w:bottom w:type="dxa" w:w="60"/>
+              <w:right w:type="dxa" w:w="100"/>
+            </w:tcMar>
+          </w:tcPr>
+          <w:p>
+            <w:pPr>
+              <w:spacing w:after="0" w:before="0"/>
+            </w:pPr>
+            <w:r>
+              <w:rPr>
+                <w:b/>
+                <w:bCs/>
+                <w:color w:val="0F2B3C"/>
+                <w:sz w:val="16"/>
+                <w:szCs w:val="16"/>
+              </w:rPr>
+              <w:t xml:space="preserve">CORE PROBLEM / GIVEN REPRESENTATION</w:t>
+            </w:r>
+          </w:p>
+        </w:tc>
+        <w:tc>
+          <w:tcPr>
+            <w:tcW w:type="dxa" w:w="3560"/>
+            <w:shd w:fill="EEF4F8" w:color="auto" w:val="clear"/>
+            <w:tcMar>
+              <w:top w:type="dxa" w:w="60"/>
+              <w:left w:type="dxa" w:w="100"/>
+              <w:bottom w:type="dxa" w:w="60"/>
+              <w:right w:type="dxa" w:w="100"/>
+            </w:tcMar>
+          </w:tcPr>
+          <w:p>
+            <w:pPr>
+              <w:spacing w:after="0" w:before="0"/>
+            </w:pPr>
+            <w:r>
+              <w:rPr>
+                <w:b/>
+                <w:bCs/>
+                <w:color w:val="0F2B3C"/>
+                <w:sz w:val="16"/>
+                <w:szCs w:val="16"/>
+              </w:rPr>
+              <w:t xml:space="preserve">WORKING SPACE / CALCULATION STEPS</w:t>
+            </w:r>
+          </w:p>
+        </w:tc>
+        <w:tc>
+          <w:tcPr>
+            <w:tcW w:type="dxa" w:w="3000"/>
+            <w:shd w:fill="FBF3E2" w:color="auto" w:val="clear"/>
+            <w:tcMar>
+              <w:top w:type="dxa" w:w="60"/>
+              <w:left w:type="dxa" w:w="100"/>
+              <w:bottom w:type="dxa" w:w="60"/>
+              <w:right w:type="dxa" w:w="100"/>
+            </w:tcMar>
+          </w:tcPr>
+          <w:p>
+            <w:pPr>
+              <w:spacing w:after="0" w:before="0"/>
+            </w:pPr>
+            <w:r>
+              <w:rPr>
+                <w:b/>
+                <w:bCs/>
+                <w:color w:val="7A5400"/>
+                <w:sz w:val="16"/>
+                <w:szCs w:val="16"/>
+              </w:rPr>
+              <w:t xml:space="preserve">EXPLAIN YOUR REASONING</w:t>
+            </w:r>
+          </w:p>
+        </w:tc>
+      </w:tr>
+      <w:tr>
+        <w:trPr>
+          <w:cantSplit/>
+        </w:trPr>
+        <w:tc>
+          <w:tcPr>
+            <w:tcW w:type="dxa" w:w="2800"/>
+            <w:tcMar>
+              <w:top w:type="dxa" w:w="80"/>
+              <w:left w:type="dxa" w:w="100"/>
+              <w:bottom w:type="dxa" w:w="80"/>
+              <w:right w:type="dxa" w:w="100"/>
+            </w:tcMar>
+            <w:vAlign w:val="top"/>
+          </w:tcPr>
+          <w:p>
+            <w:pPr>
+              <w:spacing w:after="40" w:before="0"/>
+            </w:pPr>
+            <w:r>
+              <w:rPr>
+                <w:b/>
+                <w:bCs/>
+                <w:color w:val="0F2B3C"/>
+                <w:sz w:val="20"/>
+                <w:szCs w:val="20"/>
+              </w:rPr>
+              <w:t xml:space="preserve">1.  On a number line, how many units is 9 from 0?</w:t>
+            </w:r>
+          </w:p>
+          <w:p>
+            <w:pPr>
+              <w:spacing w:after="40" w:before="0"/>
+            </w:pPr>
+            <w:r>
+              <w:rPr>
+                <w:i/>
+                <w:iCs/>
+                <w:color w:val="3F4D5C"/>
+                <w:sz w:val="20"/>
+                <w:szCs w:val="20"/>
+              </w:rPr>
+              <w:t xml:space="preserve">A. En una recta numérica, ¿a cuántas unidades está el 9 del 0?</w:t>
+            </w:r>
+          </w:p>
+        </w:tc>
+        <w:tc>
+          <w:tcPr>
+            <w:tcW w:type="dxa" w:w="3560"/>
+            <w:tcMar>
+              <w:top w:type="dxa" w:w="80"/>
+              <w:left w:type="dxa" w:w="100"/>
+              <w:bottom w:type="dxa" w:w="80"/>
+              <w:right w:type="dxa" w:w="100"/>
+            </w:tcMar>
+            <w:vAlign w:val="top"/>
+          </w:tcPr>
+          <w:p>
+            <w:pPr>
+              <w:spacing w:after="50" w:before="0"/>
+            </w:pPr>
+            <w:r>
+              <w:rPr>
+                <w:color w:val="BBBBBB"/>
+                <w:sz w:val="18"/>
+                <w:szCs w:val="18"/>
+              </w:rPr>
+              <w:t xml:space="preserve">____________________________</w:t>
+            </w:r>
+          </w:p>
+          <w:p>
+            <w:pPr>
+              <w:spacing w:after="50" w:before="0"/>
+            </w:pPr>
+            <w:r>
+              <w:rPr>
+                <w:color w:val="BBBBBB"/>
+                <w:sz w:val="18"/>
+                <w:szCs w:val="18"/>
+              </w:rPr>
+              <w:t xml:space="preserve">____________________________</w:t>
+            </w:r>
+          </w:p>
+          <w:p>
+            <w:pPr>
+              <w:spacing w:after="50" w:before="0"/>
+            </w:pPr>
+            <w:r>
+              <w:rPr>
+                <w:color w:val="BBBBBB"/>
+                <w:sz w:val="18"/>
+                <w:szCs w:val="18"/>
+              </w:rPr>
+              <w:t xml:space="preserve">____________________________</w:t>
+            </w:r>
+          </w:p>
+          <w:p>
+            <w:pPr>
+              <w:spacing w:after="50" w:before="0"/>
+            </w:pPr>
+            <w:r>
+              <w:rPr>
+                <w:color w:val="BBBBBB"/>
+                <w:sz w:val="18"/>
+                <w:szCs w:val="18"/>
+              </w:rPr>
+              <w:t xml:space="preserve">____________________________</w:t>
+            </w:r>
+          </w:p>
+        </w:tc>
+        <w:tc>
+          <w:tcPr>
+            <w:tcW w:type="dxa" w:w="3000"/>
+            <w:shd w:fill="FBF3E2" w:color="auto" w:val="clear"/>
+            <w:tcMar>
+              <w:top w:type="dxa" w:w="80"/>
+              <w:left w:type="dxa" w:w="100"/>
+              <w:bottom w:type="dxa" w:w="80"/>
+              <w:right w:type="dxa" w:w="100"/>
+            </w:tcMar>
+            <w:vAlign w:val="top"/>
+          </w:tcPr>
+          <w:p>
+            <w:pPr>
+              <w:spacing w:after="30" w:before="0"/>
+            </w:pPr>
+            <w:r>
+              <w:rPr>
+                <w:b/>
+                <w:bCs/>
+                <w:color w:val="0F2B3C"/>
+                <w:sz w:val="18"/>
+                <w:szCs w:val="18"/>
+              </w:rPr>
+              <w:t xml:space="preserve">Because... ________________</w:t>
+            </w:r>
+          </w:p>
+          <w:p>
+            <w:pPr>
+              <w:spacing w:after="50" w:before="0"/>
+            </w:pPr>
+            <w:r>
+              <w:rPr>
+                <w:color w:val="BBBBBB"/>
+                <w:sz w:val="18"/>
+                <w:szCs w:val="18"/>
+              </w:rPr>
+              <w:t xml:space="preserve">____________________________</w:t>
+            </w:r>
+          </w:p>
+          <w:p>
+            <w:pPr>
+              <w:spacing w:after="30" w:before="40"/>
+            </w:pPr>
+            <w:r>
+              <w:rPr>
+                <w:b/>
+                <w:bCs/>
+                <w:color w:val="1A6FB5"/>
+                <w:sz w:val="18"/>
+                <w:szCs w:val="18"/>
+              </w:rPr>
+              <w:t xml:space="preserve">Although... _______________</w:t>
+            </w:r>
+          </w:p>
+          <w:p>
+            <w:pPr>
+              <w:spacing w:after="50" w:before="0"/>
+            </w:pPr>
+            <w:r>
+              <w:rPr>
+                <w:color w:val="BBBBBB"/>
+                <w:sz w:val="18"/>
+                <w:szCs w:val="18"/>
+              </w:rPr>
+              <w:t xml:space="preserve">____________________________</w:t>
+            </w:r>
+          </w:p>
+          <w:p>
+            <w:pPr>
+              <w:spacing w:after="30" w:before="40"/>
+            </w:pPr>
+            <w:r>
+              <w:rPr>
+                <w:b/>
+                <w:bCs/>
+                <w:color w:val="7A5400"/>
+                <w:sz w:val="18"/>
+                <w:szCs w:val="18"/>
+              </w:rPr>
+              <w:t xml:space="preserve">Therefore... ______________</w:t>
+            </w:r>
+          </w:p>
+          <w:p>
+            <w:pPr>
+              <w:spacing w:after="50" w:before="0"/>
+            </w:pPr>
+            <w:r>
+              <w:rPr>
+                <w:color w:val="BBBBBB"/>
+                <w:sz w:val="18"/>
+                <w:szCs w:val="18"/>
+              </w:rPr>
+              <w:t xml:space="preserve">____________________________</w:t>
+            </w:r>
+          </w:p>
+        </w:tc>
+      </w:tr>
+    </w:tbl>
     <w:p>
       <w:pPr>
         <w:spacing w:after="60" w:before="0"/>
       </w:pPr>
       <w:r>
-        <w:rPr>
-          <w:i/>
-          <w:iCs/>
-          <w:color w:val="3F4D5C"/>
-          <w:sz w:val="20"/>
-          <w:szCs w:val="20"/>
-        </w:rPr>
-        <w:t xml:space="preserve">A. En una recta numérica, ¿a cuántas unidades está el 9 del 0?</w:t>
-      </w:r>
-    </w:p>
-    <w:p>
-      <w:pPr>
-        <w:spacing w:after="80" w:before="0"/>
-      </w:pPr>
-      <w:r>
-        <w:rPr>
-          <w:color w:val="BBBBBB"/>
-        </w:rPr>
-        <w:t xml:space="preserve">____________________________________________________</w:t>
-      </w:r>
-    </w:p>
-    <w:p>
-      <w:pPr>
-        <w:spacing w:after="40" w:before="0"/>
-      </w:pPr>
-      <w:r>
-        <w:rPr>
-          <w:sz w:val="22"/>
-          <w:szCs w:val="22"/>
-        </w:rPr>
-        <w:t xml:space="preserve">2.  Which number is farther to the right on a number line?</w:t>
-      </w:r>
-    </w:p>
+        <w:t xml:space="preserve"/>
+      </w:r>
+    </w:p>
+    <w:tbl>
+      <w:tblPr>
+        <w:tblW w:type="dxa" w:w="9360"/>
+        <w:tblBorders>
+          <w:top w:val="single" w:color="C7D2DD" w:sz="6"/>
+          <w:left w:val="single" w:color="C7D2DD" w:sz="6"/>
+          <w:bottom w:val="single" w:color="C7D2DD" w:sz="6"/>
+          <w:right w:val="single" w:color="C7D2DD" w:sz="6"/>
+          <w:insideH w:val="single" w:color="C7D2DD" w:sz="6"/>
+          <w:insideV w:val="single" w:color="C7D2DD" w:sz="6"/>
+        </w:tblBorders>
+      </w:tblPr>
+      <w:tblGrid>
+        <w:gridCol w:w="2800"/>
+        <w:gridCol w:w="3560"/>
+        <w:gridCol w:w="3000"/>
+      </w:tblGrid>
+      <w:tr>
+        <w:trPr>
+          <w:cantSplit/>
+          <w:tblHeader/>
+        </w:trPr>
+        <w:tc>
+          <w:tcPr>
+            <w:tcW w:type="dxa" w:w="2800"/>
+            <w:shd w:fill="EEF4F8" w:color="auto" w:val="clear"/>
+            <w:tcMar>
+              <w:top w:type="dxa" w:w="60"/>
+              <w:left w:type="dxa" w:w="100"/>
+              <w:bottom w:type="dxa" w:w="60"/>
+              <w:right w:type="dxa" w:w="100"/>
+            </w:tcMar>
+          </w:tcPr>
+          <w:p>
+            <w:pPr>
+              <w:spacing w:after="0" w:before="0"/>
+            </w:pPr>
+            <w:r>
+              <w:rPr>
+                <w:b/>
+                <w:bCs/>
+                <w:color w:val="0F2B3C"/>
+                <w:sz w:val="16"/>
+                <w:szCs w:val="16"/>
+              </w:rPr>
+              <w:t xml:space="preserve">CORE PROBLEM / GIVEN REPRESENTATION</w:t>
+            </w:r>
+          </w:p>
+        </w:tc>
+        <w:tc>
+          <w:tcPr>
+            <w:tcW w:type="dxa" w:w="3560"/>
+            <w:shd w:fill="EEF4F8" w:color="auto" w:val="clear"/>
+            <w:tcMar>
+              <w:top w:type="dxa" w:w="60"/>
+              <w:left w:type="dxa" w:w="100"/>
+              <w:bottom w:type="dxa" w:w="60"/>
+              <w:right w:type="dxa" w:w="100"/>
+            </w:tcMar>
+          </w:tcPr>
+          <w:p>
+            <w:pPr>
+              <w:spacing w:after="0" w:before="0"/>
+            </w:pPr>
+            <w:r>
+              <w:rPr>
+                <w:b/>
+                <w:bCs/>
+                <w:color w:val="0F2B3C"/>
+                <w:sz w:val="16"/>
+                <w:szCs w:val="16"/>
+              </w:rPr>
+              <w:t xml:space="preserve">WORKING SPACE / CALCULATION STEPS</w:t>
+            </w:r>
+          </w:p>
+        </w:tc>
+        <w:tc>
+          <w:tcPr>
+            <w:tcW w:type="dxa" w:w="3000"/>
+            <w:shd w:fill="FBF3E2" w:color="auto" w:val="clear"/>
+            <w:tcMar>
+              <w:top w:type="dxa" w:w="60"/>
+              <w:left w:type="dxa" w:w="100"/>
+              <w:bottom w:type="dxa" w:w="60"/>
+              <w:right w:type="dxa" w:w="100"/>
+            </w:tcMar>
+          </w:tcPr>
+          <w:p>
+            <w:pPr>
+              <w:spacing w:after="0" w:before="0"/>
+            </w:pPr>
+            <w:r>
+              <w:rPr>
+                <w:b/>
+                <w:bCs/>
+                <w:color w:val="7A5400"/>
+                <w:sz w:val="16"/>
+                <w:szCs w:val="16"/>
+              </w:rPr>
+              <w:t xml:space="preserve">EXPLAIN YOUR REASONING</w:t>
+            </w:r>
+          </w:p>
+        </w:tc>
+      </w:tr>
+      <w:tr>
+        <w:trPr>
+          <w:cantSplit/>
+        </w:trPr>
+        <w:tc>
+          <w:tcPr>
+            <w:tcW w:type="dxa" w:w="2800"/>
+            <w:tcMar>
+              <w:top w:type="dxa" w:w="80"/>
+              <w:left w:type="dxa" w:w="100"/>
+              <w:bottom w:type="dxa" w:w="80"/>
+              <w:right w:type="dxa" w:w="100"/>
+            </w:tcMar>
+            <w:vAlign w:val="top"/>
+          </w:tcPr>
+          <w:p>
+            <w:pPr>
+              <w:spacing w:after="40" w:before="0"/>
+            </w:pPr>
+            <w:r>
+              <w:rPr>
+                <w:b/>
+                <w:bCs/>
+                <w:color w:val="0F2B3C"/>
+                <w:sz w:val="20"/>
+                <w:szCs w:val="20"/>
+              </w:rPr>
+              <w:t xml:space="preserve">2.  Which number is farther to the right on a number line?</w:t>
+            </w:r>
+          </w:p>
+          <w:p>
+            <w:pPr>
+              <w:spacing w:after="40" w:before="0"/>
+            </w:pPr>
+            <w:r>
+              <w:rPr>
+                <w:i/>
+                <w:iCs/>
+                <w:color w:val="3F4D5C"/>
+                <w:sz w:val="20"/>
+                <w:szCs w:val="20"/>
+              </w:rPr>
+              <w:t xml:space="preserve">B. ¿Qué número está más a la derecha en una recta numérica?</w:t>
+            </w:r>
+          </w:p>
+          <w:p>
+            <w:pPr>
+              <w:spacing w:after="0" w:before="0"/>
+            </w:pPr>
+            <w:r>
+              <w:rPr>
+                <w:color w:val="5E6E7E"/>
+                <w:sz w:val="18"/>
+                <w:szCs w:val="18"/>
+              </w:rPr>
+              <w:t xml:space="preserve">Choices: 4   /   10</w:t>
+            </w:r>
+          </w:p>
+        </w:tc>
+        <w:tc>
+          <w:tcPr>
+            <w:tcW w:type="dxa" w:w="3560"/>
+            <w:tcMar>
+              <w:top w:type="dxa" w:w="80"/>
+              <w:left w:type="dxa" w:w="100"/>
+              <w:bottom w:type="dxa" w:w="80"/>
+              <w:right w:type="dxa" w:w="100"/>
+            </w:tcMar>
+            <w:vAlign w:val="top"/>
+          </w:tcPr>
+          <w:p>
+            <w:pPr>
+              <w:spacing w:after="50" w:before="0"/>
+            </w:pPr>
+            <w:r>
+              <w:rPr>
+                <w:color w:val="BBBBBB"/>
+                <w:sz w:val="18"/>
+                <w:szCs w:val="18"/>
+              </w:rPr>
+              <w:t xml:space="preserve">____________________________</w:t>
+            </w:r>
+          </w:p>
+          <w:p>
+            <w:pPr>
+              <w:spacing w:after="50" w:before="0"/>
+            </w:pPr>
+            <w:r>
+              <w:rPr>
+                <w:color w:val="BBBBBB"/>
+                <w:sz w:val="18"/>
+                <w:szCs w:val="18"/>
+              </w:rPr>
+              <w:t xml:space="preserve">____________________________</w:t>
+            </w:r>
+          </w:p>
+          <w:p>
+            <w:pPr>
+              <w:spacing w:after="50" w:before="0"/>
+            </w:pPr>
+            <w:r>
+              <w:rPr>
+                <w:color w:val="BBBBBB"/>
+                <w:sz w:val="18"/>
+                <w:szCs w:val="18"/>
+              </w:rPr>
+              <w:t xml:space="preserve">____________________________</w:t>
+            </w:r>
+          </w:p>
+          <w:p>
+            <w:pPr>
+              <w:spacing w:after="50" w:before="0"/>
+            </w:pPr>
+            <w:r>
+              <w:rPr>
+                <w:color w:val="BBBBBB"/>
+                <w:sz w:val="18"/>
+                <w:szCs w:val="18"/>
+              </w:rPr>
+              <w:t xml:space="preserve">____________________________</w:t>
+            </w:r>
+          </w:p>
+        </w:tc>
+        <w:tc>
+          <w:tcPr>
+            <w:tcW w:type="dxa" w:w="3000"/>
+            <w:shd w:fill="FBF3E2" w:color="auto" w:val="clear"/>
+            <w:tcMar>
+              <w:top w:type="dxa" w:w="80"/>
+              <w:left w:type="dxa" w:w="100"/>
+              <w:bottom w:type="dxa" w:w="80"/>
+              <w:right w:type="dxa" w:w="100"/>
+            </w:tcMar>
+            <w:vAlign w:val="top"/>
+          </w:tcPr>
+          <w:p>
+            <w:pPr>
+              <w:spacing w:after="30" w:before="0"/>
+            </w:pPr>
+            <w:r>
+              <w:rPr>
+                <w:b/>
+                <w:bCs/>
+                <w:color w:val="0F2B3C"/>
+                <w:sz w:val="18"/>
+                <w:szCs w:val="18"/>
+              </w:rPr>
+              <w:t xml:space="preserve">Because... ________________</w:t>
+            </w:r>
+          </w:p>
+          <w:p>
+            <w:pPr>
+              <w:spacing w:after="50" w:before="0"/>
+            </w:pPr>
+            <w:r>
+              <w:rPr>
+                <w:color w:val="BBBBBB"/>
+                <w:sz w:val="18"/>
+                <w:szCs w:val="18"/>
+              </w:rPr>
+              <w:t xml:space="preserve">____________________________</w:t>
+            </w:r>
+          </w:p>
+          <w:p>
+            <w:pPr>
+              <w:spacing w:after="30" w:before="40"/>
+            </w:pPr>
+            <w:r>
+              <w:rPr>
+                <w:b/>
+                <w:bCs/>
+                <w:color w:val="1A6FB5"/>
+                <w:sz w:val="18"/>
+                <w:szCs w:val="18"/>
+              </w:rPr>
+              <w:t xml:space="preserve">Although... _______________</w:t>
+            </w:r>
+          </w:p>
+          <w:p>
+            <w:pPr>
+              <w:spacing w:after="50" w:before="0"/>
+            </w:pPr>
+            <w:r>
+              <w:rPr>
+                <w:color w:val="BBBBBB"/>
+                <w:sz w:val="18"/>
+                <w:szCs w:val="18"/>
+              </w:rPr>
+              <w:t xml:space="preserve">____________________________</w:t>
+            </w:r>
+          </w:p>
+          <w:p>
+            <w:pPr>
+              <w:spacing w:after="30" w:before="40"/>
+            </w:pPr>
+            <w:r>
+              <w:rPr>
+                <w:b/>
+                <w:bCs/>
+                <w:color w:val="7A5400"/>
+                <w:sz w:val="18"/>
+                <w:szCs w:val="18"/>
+              </w:rPr>
+              <w:t xml:space="preserve">Therefore... ______________</w:t>
+            </w:r>
+          </w:p>
+          <w:p>
+            <w:pPr>
+              <w:spacing w:after="50" w:before="0"/>
+            </w:pPr>
+            <w:r>
+              <w:rPr>
+                <w:color w:val="BBBBBB"/>
+                <w:sz w:val="18"/>
+                <w:szCs w:val="18"/>
+              </w:rPr>
+              <w:t xml:space="preserve">____________________________</w:t>
+            </w:r>
+          </w:p>
+        </w:tc>
+      </w:tr>
+    </w:tbl>
     <w:p>
       <w:pPr>
         <w:spacing w:after="60" w:before="0"/>
       </w:pPr>
       <w:r>
-        <w:rPr>
-          <w:i/>
-          <w:iCs/>
-          <w:color w:val="3F4D5C"/>
-          <w:sz w:val="20"/>
-          <w:szCs w:val="20"/>
-        </w:rPr>
-        <w:t xml:space="preserve">B. ¿Qué número está más a la derecha en una recta numérica?</w:t>
-      </w:r>
-    </w:p>
-    <w:p>
-      <w:pPr>
-        <w:spacing w:after="40" w:before="0"/>
-      </w:pPr>
-      <w:r>
-        <w:rPr>
-          <w:color w:val="5E6E7E"/>
-          <w:sz w:val="20"/>
-          <w:szCs w:val="20"/>
-        </w:rPr>
-        <w:t xml:space="preserve">     choices: 4   /   10</w:t>
-      </w:r>
-    </w:p>
-    <w:p>
-      <w:pPr>
-        <w:spacing w:after="80" w:before="0"/>
-      </w:pPr>
-      <w:r>
-        <w:rPr>
-          <w:color w:val="BBBBBB"/>
-        </w:rPr>
-        <w:t xml:space="preserve">____________________________________________________</w:t>
-      </w:r>
-    </w:p>
-    <w:p>
-      <w:pPr>
-        <w:spacing w:after="40" w:before="0"/>
-      </w:pPr>
-      <w:r>
-        <w:rPr>
-          <w:sz w:val="22"/>
-          <w:szCs w:val="22"/>
-        </w:rPr>
-        <w:t xml:space="preserve">3.  A hiker is 250 meters above sea level. Sea level is 0. Is the hiker more or less than 0?</w:t>
-      </w:r>
-    </w:p>
+        <w:t xml:space="preserve"/>
+      </w:r>
+    </w:p>
+    <w:tbl>
+      <w:tblPr>
+        <w:tblW w:type="dxa" w:w="9360"/>
+        <w:tblBorders>
+          <w:top w:val="single" w:color="C7D2DD" w:sz="6"/>
+          <w:left w:val="single" w:color="C7D2DD" w:sz="6"/>
+          <w:bottom w:val="single" w:color="C7D2DD" w:sz="6"/>
+          <w:right w:val="single" w:color="C7D2DD" w:sz="6"/>
+          <w:insideH w:val="single" w:color="C7D2DD" w:sz="6"/>
+          <w:insideV w:val="single" w:color="C7D2DD" w:sz="6"/>
+        </w:tblBorders>
+      </w:tblPr>
+      <w:tblGrid>
+        <w:gridCol w:w="2800"/>
+        <w:gridCol w:w="3560"/>
+        <w:gridCol w:w="3000"/>
+      </w:tblGrid>
+      <w:tr>
+        <w:trPr>
+          <w:cantSplit/>
+          <w:tblHeader/>
+        </w:trPr>
+        <w:tc>
+          <w:tcPr>
+            <w:tcW w:type="dxa" w:w="2800"/>
+            <w:shd w:fill="EEF4F8" w:color="auto" w:val="clear"/>
+            <w:tcMar>
+              <w:top w:type="dxa" w:w="60"/>
+              <w:left w:type="dxa" w:w="100"/>
+              <w:bottom w:type="dxa" w:w="60"/>
+              <w:right w:type="dxa" w:w="100"/>
+            </w:tcMar>
+          </w:tcPr>
+          <w:p>
+            <w:pPr>
+              <w:spacing w:after="0" w:before="0"/>
+            </w:pPr>
+            <w:r>
+              <w:rPr>
+                <w:b/>
+                <w:bCs/>
+                <w:color w:val="0F2B3C"/>
+                <w:sz w:val="16"/>
+                <w:szCs w:val="16"/>
+              </w:rPr>
+              <w:t xml:space="preserve">CORE PROBLEM / GIVEN REPRESENTATION</w:t>
+            </w:r>
+          </w:p>
+        </w:tc>
+        <w:tc>
+          <w:tcPr>
+            <w:tcW w:type="dxa" w:w="3560"/>
+            <w:shd w:fill="EEF4F8" w:color="auto" w:val="clear"/>
+            <w:tcMar>
+              <w:top w:type="dxa" w:w="60"/>
+              <w:left w:type="dxa" w:w="100"/>
+              <w:bottom w:type="dxa" w:w="60"/>
+              <w:right w:type="dxa" w:w="100"/>
+            </w:tcMar>
+          </w:tcPr>
+          <w:p>
+            <w:pPr>
+              <w:spacing w:after="0" w:before="0"/>
+            </w:pPr>
+            <w:r>
+              <w:rPr>
+                <w:b/>
+                <w:bCs/>
+                <w:color w:val="0F2B3C"/>
+                <w:sz w:val="16"/>
+                <w:szCs w:val="16"/>
+              </w:rPr>
+              <w:t xml:space="preserve">WORKING SPACE / CALCULATION STEPS</w:t>
+            </w:r>
+          </w:p>
+        </w:tc>
+        <w:tc>
+          <w:tcPr>
+            <w:tcW w:type="dxa" w:w="3000"/>
+            <w:shd w:fill="FBF3E2" w:color="auto" w:val="clear"/>
+            <w:tcMar>
+              <w:top w:type="dxa" w:w="60"/>
+              <w:left w:type="dxa" w:w="100"/>
+              <w:bottom w:type="dxa" w:w="60"/>
+              <w:right w:type="dxa" w:w="100"/>
+            </w:tcMar>
+          </w:tcPr>
+          <w:p>
+            <w:pPr>
+              <w:spacing w:after="0" w:before="0"/>
+            </w:pPr>
+            <w:r>
+              <w:rPr>
+                <w:b/>
+                <w:bCs/>
+                <w:color w:val="7A5400"/>
+                <w:sz w:val="16"/>
+                <w:szCs w:val="16"/>
+              </w:rPr>
+              <w:t xml:space="preserve">EXPLAIN YOUR REASONING</w:t>
+            </w:r>
+          </w:p>
+        </w:tc>
+      </w:tr>
+      <w:tr>
+        <w:trPr>
+          <w:cantSplit/>
+        </w:trPr>
+        <w:tc>
+          <w:tcPr>
+            <w:tcW w:type="dxa" w:w="2800"/>
+            <w:tcMar>
+              <w:top w:type="dxa" w:w="80"/>
+              <w:left w:type="dxa" w:w="100"/>
+              <w:bottom w:type="dxa" w:w="80"/>
+              <w:right w:type="dxa" w:w="100"/>
+            </w:tcMar>
+            <w:vAlign w:val="top"/>
+          </w:tcPr>
+          <w:p>
+            <w:pPr>
+              <w:spacing w:after="40" w:before="0"/>
+            </w:pPr>
+            <w:r>
+              <w:rPr>
+                <w:b/>
+                <w:bCs/>
+                <w:color w:val="0F2B3C"/>
+                <w:sz w:val="20"/>
+                <w:szCs w:val="20"/>
+              </w:rPr>
+              <w:t xml:space="preserve">3.  A hiker is 250 meters above sea level. Sea level is 0. Is the hiker more or less than 0?</w:t>
+            </w:r>
+          </w:p>
+          <w:p>
+            <w:pPr>
+              <w:spacing w:after="40" w:before="0"/>
+            </w:pPr>
+            <w:r>
+              <w:rPr>
+                <w:i/>
+                <w:iCs/>
+                <w:color w:val="3F4D5C"/>
+                <w:sz w:val="20"/>
+                <w:szCs w:val="20"/>
+              </w:rPr>
+              <w:t xml:space="preserve">C. Una excursionista está a 250 metros sobre el nivel del mar. El nivel del mar es 0. ¿Está en más o en menos que 0?</w:t>
+            </w:r>
+          </w:p>
+          <w:p>
+            <w:pPr>
+              <w:spacing w:after="0" w:before="0"/>
+            </w:pPr>
+            <w:r>
+              <w:rPr>
+                <w:color w:val="5E6E7E"/>
+                <w:sz w:val="18"/>
+                <w:szCs w:val="18"/>
+              </w:rPr>
+              <w:t xml:space="preserve">Choices: more than 0   /   less than 0   /   exactly 0</w:t>
+            </w:r>
+          </w:p>
+        </w:tc>
+        <w:tc>
+          <w:tcPr>
+            <w:tcW w:type="dxa" w:w="3560"/>
+            <w:tcMar>
+              <w:top w:type="dxa" w:w="80"/>
+              <w:left w:type="dxa" w:w="100"/>
+              <w:bottom w:type="dxa" w:w="80"/>
+              <w:right w:type="dxa" w:w="100"/>
+            </w:tcMar>
+            <w:vAlign w:val="top"/>
+          </w:tcPr>
+          <w:p>
+            <w:pPr>
+              <w:spacing w:after="50" w:before="0"/>
+            </w:pPr>
+            <w:r>
+              <w:rPr>
+                <w:color w:val="BBBBBB"/>
+                <w:sz w:val="18"/>
+                <w:szCs w:val="18"/>
+              </w:rPr>
+              <w:t xml:space="preserve">____________________________</w:t>
+            </w:r>
+          </w:p>
+          <w:p>
+            <w:pPr>
+              <w:spacing w:after="50" w:before="0"/>
+            </w:pPr>
+            <w:r>
+              <w:rPr>
+                <w:color w:val="BBBBBB"/>
+                <w:sz w:val="18"/>
+                <w:szCs w:val="18"/>
+              </w:rPr>
+              <w:t xml:space="preserve">____________________________</w:t>
+            </w:r>
+          </w:p>
+          <w:p>
+            <w:pPr>
+              <w:spacing w:after="50" w:before="0"/>
+            </w:pPr>
+            <w:r>
+              <w:rPr>
+                <w:color w:val="BBBBBB"/>
+                <w:sz w:val="18"/>
+                <w:szCs w:val="18"/>
+              </w:rPr>
+              <w:t xml:space="preserve">____________________________</w:t>
+            </w:r>
+          </w:p>
+          <w:p>
+            <w:pPr>
+              <w:spacing w:after="50" w:before="0"/>
+            </w:pPr>
+            <w:r>
+              <w:rPr>
+                <w:color w:val="BBBBBB"/>
+                <w:sz w:val="18"/>
+                <w:szCs w:val="18"/>
+              </w:rPr>
+              <w:t xml:space="preserve">____________________________</w:t>
+            </w:r>
+          </w:p>
+        </w:tc>
+        <w:tc>
+          <w:tcPr>
+            <w:tcW w:type="dxa" w:w="3000"/>
+            <w:shd w:fill="FBF3E2" w:color="auto" w:val="clear"/>
+            <w:tcMar>
+              <w:top w:type="dxa" w:w="80"/>
+              <w:left w:type="dxa" w:w="100"/>
+              <w:bottom w:type="dxa" w:w="80"/>
+              <w:right w:type="dxa" w:w="100"/>
+            </w:tcMar>
+            <w:vAlign w:val="top"/>
+          </w:tcPr>
+          <w:p>
+            <w:pPr>
+              <w:spacing w:after="30" w:before="0"/>
+            </w:pPr>
+            <w:r>
+              <w:rPr>
+                <w:b/>
+                <w:bCs/>
+                <w:color w:val="0F2B3C"/>
+                <w:sz w:val="18"/>
+                <w:szCs w:val="18"/>
+              </w:rPr>
+              <w:t xml:space="preserve">Because... ________________</w:t>
+            </w:r>
+          </w:p>
+          <w:p>
+            <w:pPr>
+              <w:spacing w:after="50" w:before="0"/>
+            </w:pPr>
+            <w:r>
+              <w:rPr>
+                <w:color w:val="BBBBBB"/>
+                <w:sz w:val="18"/>
+                <w:szCs w:val="18"/>
+              </w:rPr>
+              <w:t xml:space="preserve">____________________________</w:t>
+            </w:r>
+          </w:p>
+          <w:p>
+            <w:pPr>
+              <w:spacing w:after="30" w:before="40"/>
+            </w:pPr>
+            <w:r>
+              <w:rPr>
+                <w:b/>
+                <w:bCs/>
+                <w:color w:val="1A6FB5"/>
+                <w:sz w:val="18"/>
+                <w:szCs w:val="18"/>
+              </w:rPr>
+              <w:t xml:space="preserve">Although... _______________</w:t>
+            </w:r>
+          </w:p>
+          <w:p>
+            <w:pPr>
+              <w:spacing w:after="50" w:before="0"/>
+            </w:pPr>
+            <w:r>
+              <w:rPr>
+                <w:color w:val="BBBBBB"/>
+                <w:sz w:val="18"/>
+                <w:szCs w:val="18"/>
+              </w:rPr>
+              <w:t xml:space="preserve">____________________________</w:t>
+            </w:r>
+          </w:p>
+          <w:p>
+            <w:pPr>
+              <w:spacing w:after="30" w:before="40"/>
+            </w:pPr>
+            <w:r>
+              <w:rPr>
+                <w:b/>
+                <w:bCs/>
+                <w:color w:val="7A5400"/>
+                <w:sz w:val="18"/>
+                <w:szCs w:val="18"/>
+              </w:rPr>
+              <w:t xml:space="preserve">Therefore... ______________</w:t>
+            </w:r>
+          </w:p>
+          <w:p>
+            <w:pPr>
+              <w:spacing w:after="50" w:before="0"/>
+            </w:pPr>
+            <w:r>
+              <w:rPr>
+                <w:color w:val="BBBBBB"/>
+                <w:sz w:val="18"/>
+                <w:szCs w:val="18"/>
+              </w:rPr>
+              <w:t xml:space="preserve">____________________________</w:t>
+            </w:r>
+          </w:p>
+        </w:tc>
+      </w:tr>
+    </w:tbl>
     <w:p>
       <w:pPr>
         <w:spacing w:after="60" w:before="0"/>
       </w:pPr>
       <w:r>
-        <w:rPr>
-          <w:i/>
-          <w:iCs/>
-          <w:color w:val="3F4D5C"/>
-          <w:sz w:val="20"/>
-          <w:szCs w:val="20"/>
-        </w:rPr>
-        <w:t xml:space="preserve">C. Una excursionista está a 250 metros sobre el nivel del mar. El nivel del mar es 0. ¿Está en más o en menos que 0?</w:t>
-      </w:r>
-    </w:p>
-    <w:p>
-      <w:pPr>
-        <w:spacing w:after="40" w:before="0"/>
-      </w:pPr>
-      <w:r>
-        <w:rPr>
-          <w:color w:val="5E6E7E"/>
-          <w:sz w:val="20"/>
-          <w:szCs w:val="20"/>
-        </w:rPr>
-        <w:t xml:space="preserve">     choices: more than 0   /   less than 0   /   exactly 0</w:t>
-      </w:r>
-    </w:p>
-    <w:p>
-      <w:pPr>
-        <w:spacing w:after="80" w:before="0"/>
-      </w:pPr>
-      <w:r>
-        <w:rPr>
-          <w:color w:val="BBBBBB"/>
-        </w:rPr>
-        <w:t xml:space="preserve">____________________________________________________</w:t>
+        <w:t xml:space="preserve"/>
       </w:r>
     </w:p>
     <w:p>
@@ -341,182 +2166,1314 @@
         <w:t xml:space="preserve">Lee la situación y halla el 0.</w:t>
       </w:r>
     </w:p>
-    <w:p>
-      <w:pPr>
-        <w:spacing w:after="40" w:before="0"/>
-      </w:pPr>
-      <w:r>
-        <w:rPr>
-          <w:sz w:val="22"/>
-          <w:szCs w:val="22"/>
-        </w:rPr>
-        <w:t xml:space="preserve">1.  Which situation describes a number less than 0?</w:t>
-      </w:r>
-    </w:p>
+    <w:tbl>
+      <w:tblPr>
+        <w:tblW w:type="dxa" w:w="9360"/>
+        <w:tblBorders>
+          <w:top w:val="single" w:color="C7D2DD" w:sz="6"/>
+          <w:left w:val="single" w:color="C7D2DD" w:sz="6"/>
+          <w:bottom w:val="single" w:color="C7D2DD" w:sz="6"/>
+          <w:right w:val="single" w:color="C7D2DD" w:sz="6"/>
+          <w:insideH w:val="single" w:color="C7D2DD" w:sz="6"/>
+          <w:insideV w:val="single" w:color="C7D2DD" w:sz="6"/>
+        </w:tblBorders>
+      </w:tblPr>
+      <w:tblGrid>
+        <w:gridCol w:w="2800"/>
+        <w:gridCol w:w="3560"/>
+        <w:gridCol w:w="3000"/>
+      </w:tblGrid>
+      <w:tr>
+        <w:trPr>
+          <w:cantSplit/>
+          <w:tblHeader/>
+        </w:trPr>
+        <w:tc>
+          <w:tcPr>
+            <w:tcW w:type="dxa" w:w="2800"/>
+            <w:shd w:fill="EEF4F8" w:color="auto" w:val="clear"/>
+            <w:tcMar>
+              <w:top w:type="dxa" w:w="60"/>
+              <w:left w:type="dxa" w:w="100"/>
+              <w:bottom w:type="dxa" w:w="60"/>
+              <w:right w:type="dxa" w:w="100"/>
+            </w:tcMar>
+          </w:tcPr>
+          <w:p>
+            <w:pPr>
+              <w:spacing w:after="0" w:before="0"/>
+            </w:pPr>
+            <w:r>
+              <w:rPr>
+                <w:b/>
+                <w:bCs/>
+                <w:color w:val="0F2B3C"/>
+                <w:sz w:val="16"/>
+                <w:szCs w:val="16"/>
+              </w:rPr>
+              <w:t xml:space="preserve">CORE PROBLEM / GIVEN REPRESENTATION</w:t>
+            </w:r>
+          </w:p>
+        </w:tc>
+        <w:tc>
+          <w:tcPr>
+            <w:tcW w:type="dxa" w:w="3560"/>
+            <w:shd w:fill="EEF4F8" w:color="auto" w:val="clear"/>
+            <w:tcMar>
+              <w:top w:type="dxa" w:w="60"/>
+              <w:left w:type="dxa" w:w="100"/>
+              <w:bottom w:type="dxa" w:w="60"/>
+              <w:right w:type="dxa" w:w="100"/>
+            </w:tcMar>
+          </w:tcPr>
+          <w:p>
+            <w:pPr>
+              <w:spacing w:after="0" w:before="0"/>
+            </w:pPr>
+            <w:r>
+              <w:rPr>
+                <w:b/>
+                <w:bCs/>
+                <w:color w:val="0F2B3C"/>
+                <w:sz w:val="16"/>
+                <w:szCs w:val="16"/>
+              </w:rPr>
+              <w:t xml:space="preserve">WORKING SPACE / CALCULATION STEPS</w:t>
+            </w:r>
+          </w:p>
+        </w:tc>
+        <w:tc>
+          <w:tcPr>
+            <w:tcW w:type="dxa" w:w="3000"/>
+            <w:shd w:fill="FBF3E2" w:color="auto" w:val="clear"/>
+            <w:tcMar>
+              <w:top w:type="dxa" w:w="60"/>
+              <w:left w:type="dxa" w:w="100"/>
+              <w:bottom w:type="dxa" w:w="60"/>
+              <w:right w:type="dxa" w:w="100"/>
+            </w:tcMar>
+          </w:tcPr>
+          <w:p>
+            <w:pPr>
+              <w:spacing w:after="0" w:before="0"/>
+            </w:pPr>
+            <w:r>
+              <w:rPr>
+                <w:b/>
+                <w:bCs/>
+                <w:color w:val="7A5400"/>
+                <w:sz w:val="16"/>
+                <w:szCs w:val="16"/>
+              </w:rPr>
+              <w:t xml:space="preserve">EXPLAIN YOUR REASONING</w:t>
+            </w:r>
+          </w:p>
+        </w:tc>
+      </w:tr>
+      <w:tr>
+        <w:trPr>
+          <w:cantSplit/>
+        </w:trPr>
+        <w:tc>
+          <w:tcPr>
+            <w:tcW w:type="dxa" w:w="2800"/>
+            <w:tcMar>
+              <w:top w:type="dxa" w:w="80"/>
+              <w:left w:type="dxa" w:w="100"/>
+              <w:bottom w:type="dxa" w:w="80"/>
+              <w:right w:type="dxa" w:w="100"/>
+            </w:tcMar>
+            <w:vAlign w:val="top"/>
+          </w:tcPr>
+          <w:p>
+            <w:pPr>
+              <w:spacing w:after="40" w:before="0"/>
+            </w:pPr>
+            <w:r>
+              <w:rPr>
+                <w:b/>
+                <w:bCs/>
+                <w:color w:val="0F2B3C"/>
+                <w:sz w:val="20"/>
+                <w:szCs w:val="20"/>
+              </w:rPr>
+              <w:t xml:space="preserve">1.  Which situation describes a number less than 0?</w:t>
+            </w:r>
+          </w:p>
+          <w:p>
+            <w:pPr>
+              <w:spacing w:after="40" w:before="0"/>
+            </w:pPr>
+            <w:r>
+              <w:rPr>
+                <w:i/>
+                <w:iCs/>
+                <w:color w:val="3F4D5C"/>
+                <w:sz w:val="20"/>
+                <w:szCs w:val="20"/>
+              </w:rPr>
+              <w:t xml:space="preserve">A. ¿Qué situación describe un número menor que 0?</w:t>
+            </w:r>
+          </w:p>
+          <w:p>
+            <w:pPr>
+              <w:spacing w:after="0" w:before="0"/>
+            </w:pPr>
+            <w:r>
+              <w:rPr>
+                <w:color w:val="5E6E7E"/>
+                <w:sz w:val="18"/>
+                <w:szCs w:val="18"/>
+              </w:rPr>
+              <w:t xml:space="preserve">Choices: 9 degrees below zero   /   a 21-yard gain   /   250 meters above sea level   /   a $5 deposit</w:t>
+            </w:r>
+          </w:p>
+        </w:tc>
+        <w:tc>
+          <w:tcPr>
+            <w:tcW w:type="dxa" w:w="3560"/>
+            <w:tcMar>
+              <w:top w:type="dxa" w:w="80"/>
+              <w:left w:type="dxa" w:w="100"/>
+              <w:bottom w:type="dxa" w:w="80"/>
+              <w:right w:type="dxa" w:w="100"/>
+            </w:tcMar>
+            <w:vAlign w:val="top"/>
+          </w:tcPr>
+          <w:p>
+            <w:pPr>
+              <w:spacing w:after="50" w:before="0"/>
+            </w:pPr>
+            <w:r>
+              <w:rPr>
+                <w:color w:val="BBBBBB"/>
+                <w:sz w:val="18"/>
+                <w:szCs w:val="18"/>
+              </w:rPr>
+              <w:t xml:space="preserve">____________________________</w:t>
+            </w:r>
+          </w:p>
+          <w:p>
+            <w:pPr>
+              <w:spacing w:after="50" w:before="0"/>
+            </w:pPr>
+            <w:r>
+              <w:rPr>
+                <w:color w:val="BBBBBB"/>
+                <w:sz w:val="18"/>
+                <w:szCs w:val="18"/>
+              </w:rPr>
+              <w:t xml:space="preserve">____________________________</w:t>
+            </w:r>
+          </w:p>
+          <w:p>
+            <w:pPr>
+              <w:spacing w:after="50" w:before="0"/>
+            </w:pPr>
+            <w:r>
+              <w:rPr>
+                <w:color w:val="BBBBBB"/>
+                <w:sz w:val="18"/>
+                <w:szCs w:val="18"/>
+              </w:rPr>
+              <w:t xml:space="preserve">____________________________</w:t>
+            </w:r>
+          </w:p>
+          <w:p>
+            <w:pPr>
+              <w:spacing w:after="50" w:before="0"/>
+            </w:pPr>
+            <w:r>
+              <w:rPr>
+                <w:color w:val="BBBBBB"/>
+                <w:sz w:val="18"/>
+                <w:szCs w:val="18"/>
+              </w:rPr>
+              <w:t xml:space="preserve">____________________________</w:t>
+            </w:r>
+          </w:p>
+        </w:tc>
+        <w:tc>
+          <w:tcPr>
+            <w:tcW w:type="dxa" w:w="3000"/>
+            <w:shd w:fill="FBF3E2" w:color="auto" w:val="clear"/>
+            <w:tcMar>
+              <w:top w:type="dxa" w:w="80"/>
+              <w:left w:type="dxa" w:w="100"/>
+              <w:bottom w:type="dxa" w:w="80"/>
+              <w:right w:type="dxa" w:w="100"/>
+            </w:tcMar>
+            <w:vAlign w:val="top"/>
+          </w:tcPr>
+          <w:p>
+            <w:pPr>
+              <w:spacing w:after="30" w:before="0"/>
+            </w:pPr>
+            <w:r>
+              <w:rPr>
+                <w:b/>
+                <w:bCs/>
+                <w:color w:val="0F2B3C"/>
+                <w:sz w:val="18"/>
+                <w:szCs w:val="18"/>
+              </w:rPr>
+              <w:t xml:space="preserve">Because... ________________</w:t>
+            </w:r>
+          </w:p>
+          <w:p>
+            <w:pPr>
+              <w:spacing w:after="50" w:before="0"/>
+            </w:pPr>
+            <w:r>
+              <w:rPr>
+                <w:color w:val="BBBBBB"/>
+                <w:sz w:val="18"/>
+                <w:szCs w:val="18"/>
+              </w:rPr>
+              <w:t xml:space="preserve">____________________________</w:t>
+            </w:r>
+          </w:p>
+          <w:p>
+            <w:pPr>
+              <w:spacing w:after="30" w:before="40"/>
+            </w:pPr>
+            <w:r>
+              <w:rPr>
+                <w:b/>
+                <w:bCs/>
+                <w:color w:val="1A6FB5"/>
+                <w:sz w:val="18"/>
+                <w:szCs w:val="18"/>
+              </w:rPr>
+              <w:t xml:space="preserve">Although... _______________</w:t>
+            </w:r>
+          </w:p>
+          <w:p>
+            <w:pPr>
+              <w:spacing w:after="50" w:before="0"/>
+            </w:pPr>
+            <w:r>
+              <w:rPr>
+                <w:color w:val="BBBBBB"/>
+                <w:sz w:val="18"/>
+                <w:szCs w:val="18"/>
+              </w:rPr>
+              <w:t xml:space="preserve">____________________________</w:t>
+            </w:r>
+          </w:p>
+          <w:p>
+            <w:pPr>
+              <w:spacing w:after="30" w:before="40"/>
+            </w:pPr>
+            <w:r>
+              <w:rPr>
+                <w:b/>
+                <w:bCs/>
+                <w:color w:val="7A5400"/>
+                <w:sz w:val="18"/>
+                <w:szCs w:val="18"/>
+              </w:rPr>
+              <w:t xml:space="preserve">Therefore... ______________</w:t>
+            </w:r>
+          </w:p>
+          <w:p>
+            <w:pPr>
+              <w:spacing w:after="50" w:before="0"/>
+            </w:pPr>
+            <w:r>
+              <w:rPr>
+                <w:color w:val="BBBBBB"/>
+                <w:sz w:val="18"/>
+                <w:szCs w:val="18"/>
+              </w:rPr>
+              <w:t xml:space="preserve">____________________________</w:t>
+            </w:r>
+          </w:p>
+        </w:tc>
+      </w:tr>
+    </w:tbl>
     <w:p>
       <w:pPr>
         <w:spacing w:after="60" w:before="0"/>
       </w:pPr>
       <w:r>
-        <w:rPr>
-          <w:i/>
-          <w:iCs/>
-          <w:color w:val="3F4D5C"/>
-          <w:sz w:val="20"/>
-          <w:szCs w:val="20"/>
-        </w:rPr>
-        <w:t xml:space="preserve">A. ¿Qué situación describe un número menor que 0?</w:t>
-      </w:r>
-    </w:p>
-    <w:p>
-      <w:pPr>
-        <w:spacing w:after="40" w:before="0"/>
-      </w:pPr>
-      <w:r>
-        <w:rPr>
-          <w:color w:val="5E6E7E"/>
-          <w:sz w:val="20"/>
-          <w:szCs w:val="20"/>
-        </w:rPr>
-        <w:t xml:space="preserve">     choices: 9 degrees below zero   /   a 21-yard gain   /   250 meters above sea level   /   a $5 deposit</w:t>
-      </w:r>
-    </w:p>
-    <w:p>
-      <w:pPr>
-        <w:spacing w:after="80" w:before="0"/>
-      </w:pPr>
-      <w:r>
-        <w:rPr>
-          <w:color w:val="BBBBBB"/>
-        </w:rPr>
-        <w:t xml:space="preserve">____________________________________________________</w:t>
-      </w:r>
-    </w:p>
-    <w:p>
-      <w:pPr>
-        <w:spacing w:after="40" w:before="0"/>
-      </w:pPr>
-      <w:r>
-        <w:rPr>
-          <w:sz w:val="22"/>
-          <w:szCs w:val="22"/>
-        </w:rPr>
-        <w:t xml:space="preserve">2.  “The temperature is 9 degrees below zero.” What does 0 stand for here?</w:t>
-      </w:r>
-    </w:p>
+        <w:t xml:space="preserve"/>
+      </w:r>
+    </w:p>
+    <w:tbl>
+      <w:tblPr>
+        <w:tblW w:type="dxa" w:w="9360"/>
+        <w:tblBorders>
+          <w:top w:val="single" w:color="C7D2DD" w:sz="6"/>
+          <w:left w:val="single" w:color="C7D2DD" w:sz="6"/>
+          <w:bottom w:val="single" w:color="C7D2DD" w:sz="6"/>
+          <w:right w:val="single" w:color="C7D2DD" w:sz="6"/>
+          <w:insideH w:val="single" w:color="C7D2DD" w:sz="6"/>
+          <w:insideV w:val="single" w:color="C7D2DD" w:sz="6"/>
+        </w:tblBorders>
+      </w:tblPr>
+      <w:tblGrid>
+        <w:gridCol w:w="2800"/>
+        <w:gridCol w:w="3560"/>
+        <w:gridCol w:w="3000"/>
+      </w:tblGrid>
+      <w:tr>
+        <w:trPr>
+          <w:cantSplit/>
+          <w:tblHeader/>
+        </w:trPr>
+        <w:tc>
+          <w:tcPr>
+            <w:tcW w:type="dxa" w:w="2800"/>
+            <w:shd w:fill="EEF4F8" w:color="auto" w:val="clear"/>
+            <w:tcMar>
+              <w:top w:type="dxa" w:w="60"/>
+              <w:left w:type="dxa" w:w="100"/>
+              <w:bottom w:type="dxa" w:w="60"/>
+              <w:right w:type="dxa" w:w="100"/>
+            </w:tcMar>
+          </w:tcPr>
+          <w:p>
+            <w:pPr>
+              <w:spacing w:after="0" w:before="0"/>
+            </w:pPr>
+            <w:r>
+              <w:rPr>
+                <w:b/>
+                <w:bCs/>
+                <w:color w:val="0F2B3C"/>
+                <w:sz w:val="16"/>
+                <w:szCs w:val="16"/>
+              </w:rPr>
+              <w:t xml:space="preserve">CORE PROBLEM / GIVEN REPRESENTATION</w:t>
+            </w:r>
+          </w:p>
+        </w:tc>
+        <w:tc>
+          <w:tcPr>
+            <w:tcW w:type="dxa" w:w="3560"/>
+            <w:shd w:fill="EEF4F8" w:color="auto" w:val="clear"/>
+            <w:tcMar>
+              <w:top w:type="dxa" w:w="60"/>
+              <w:left w:type="dxa" w:w="100"/>
+              <w:bottom w:type="dxa" w:w="60"/>
+              <w:right w:type="dxa" w:w="100"/>
+            </w:tcMar>
+          </w:tcPr>
+          <w:p>
+            <w:pPr>
+              <w:spacing w:after="0" w:before="0"/>
+            </w:pPr>
+            <w:r>
+              <w:rPr>
+                <w:b/>
+                <w:bCs/>
+                <w:color w:val="0F2B3C"/>
+                <w:sz w:val="16"/>
+                <w:szCs w:val="16"/>
+              </w:rPr>
+              <w:t xml:space="preserve">WORKING SPACE / CALCULATION STEPS</w:t>
+            </w:r>
+          </w:p>
+        </w:tc>
+        <w:tc>
+          <w:tcPr>
+            <w:tcW w:type="dxa" w:w="3000"/>
+            <w:shd w:fill="FBF3E2" w:color="auto" w:val="clear"/>
+            <w:tcMar>
+              <w:top w:type="dxa" w:w="60"/>
+              <w:left w:type="dxa" w:w="100"/>
+              <w:bottom w:type="dxa" w:w="60"/>
+              <w:right w:type="dxa" w:w="100"/>
+            </w:tcMar>
+          </w:tcPr>
+          <w:p>
+            <w:pPr>
+              <w:spacing w:after="0" w:before="0"/>
+            </w:pPr>
+            <w:r>
+              <w:rPr>
+                <w:b/>
+                <w:bCs/>
+                <w:color w:val="7A5400"/>
+                <w:sz w:val="16"/>
+                <w:szCs w:val="16"/>
+              </w:rPr>
+              <w:t xml:space="preserve">EXPLAIN YOUR REASONING</w:t>
+            </w:r>
+          </w:p>
+        </w:tc>
+      </w:tr>
+      <w:tr>
+        <w:trPr>
+          <w:cantSplit/>
+        </w:trPr>
+        <w:tc>
+          <w:tcPr>
+            <w:tcW w:type="dxa" w:w="2800"/>
+            <w:tcMar>
+              <w:top w:type="dxa" w:w="80"/>
+              <w:left w:type="dxa" w:w="100"/>
+              <w:bottom w:type="dxa" w:w="80"/>
+              <w:right w:type="dxa" w:w="100"/>
+            </w:tcMar>
+            <w:vAlign w:val="top"/>
+          </w:tcPr>
+          <w:p>
+            <w:pPr>
+              <w:spacing w:after="40" w:before="0"/>
+            </w:pPr>
+            <w:r>
+              <w:rPr>
+                <w:b/>
+                <w:bCs/>
+                <w:color w:val="0F2B3C"/>
+                <w:sz w:val="20"/>
+                <w:szCs w:val="20"/>
+              </w:rPr>
+              <w:t xml:space="preserve">2.  “The temperature is 9 degrees below zero.” What does 0 stand for here?</w:t>
+            </w:r>
+          </w:p>
+          <w:p>
+            <w:pPr>
+              <w:spacing w:after="40" w:before="0"/>
+            </w:pPr>
+            <w:r>
+              <w:rPr>
+                <w:i/>
+                <w:iCs/>
+                <w:color w:val="3F4D5C"/>
+                <w:sz w:val="20"/>
+                <w:szCs w:val="20"/>
+              </w:rPr>
+              <w:t xml:space="preserve">B. “La temperatura es de 9 grados bajo cero.” ¿Qué representa el 0 aquí?</w:t>
+            </w:r>
+          </w:p>
+          <w:p>
+            <w:pPr>
+              <w:spacing w:after="0" w:before="0"/>
+            </w:pPr>
+            <w:r>
+              <w:rPr>
+                <w:color w:val="5E6E7E"/>
+                <w:sz w:val="18"/>
+                <w:szCs w:val="18"/>
+              </w:rPr>
+              <w:t xml:space="preserve">Choices: 0 degrees   /   sea level   /   the line of scrimmage   /   no money</w:t>
+            </w:r>
+          </w:p>
+        </w:tc>
+        <w:tc>
+          <w:tcPr>
+            <w:tcW w:type="dxa" w:w="3560"/>
+            <w:tcMar>
+              <w:top w:type="dxa" w:w="80"/>
+              <w:left w:type="dxa" w:w="100"/>
+              <w:bottom w:type="dxa" w:w="80"/>
+              <w:right w:type="dxa" w:w="100"/>
+            </w:tcMar>
+            <w:vAlign w:val="top"/>
+          </w:tcPr>
+          <w:p>
+            <w:pPr>
+              <w:spacing w:after="50" w:before="0"/>
+            </w:pPr>
+            <w:r>
+              <w:rPr>
+                <w:color w:val="BBBBBB"/>
+                <w:sz w:val="18"/>
+                <w:szCs w:val="18"/>
+              </w:rPr>
+              <w:t xml:space="preserve">____________________________</w:t>
+            </w:r>
+          </w:p>
+          <w:p>
+            <w:pPr>
+              <w:spacing w:after="50" w:before="0"/>
+            </w:pPr>
+            <w:r>
+              <w:rPr>
+                <w:color w:val="BBBBBB"/>
+                <w:sz w:val="18"/>
+                <w:szCs w:val="18"/>
+              </w:rPr>
+              <w:t xml:space="preserve">____________________________</w:t>
+            </w:r>
+          </w:p>
+          <w:p>
+            <w:pPr>
+              <w:spacing w:after="50" w:before="0"/>
+            </w:pPr>
+            <w:r>
+              <w:rPr>
+                <w:color w:val="BBBBBB"/>
+                <w:sz w:val="18"/>
+                <w:szCs w:val="18"/>
+              </w:rPr>
+              <w:t xml:space="preserve">____________________________</w:t>
+            </w:r>
+          </w:p>
+          <w:p>
+            <w:pPr>
+              <w:spacing w:after="50" w:before="0"/>
+            </w:pPr>
+            <w:r>
+              <w:rPr>
+                <w:color w:val="BBBBBB"/>
+                <w:sz w:val="18"/>
+                <w:szCs w:val="18"/>
+              </w:rPr>
+              <w:t xml:space="preserve">____________________________</w:t>
+            </w:r>
+          </w:p>
+        </w:tc>
+        <w:tc>
+          <w:tcPr>
+            <w:tcW w:type="dxa" w:w="3000"/>
+            <w:shd w:fill="FBF3E2" w:color="auto" w:val="clear"/>
+            <w:tcMar>
+              <w:top w:type="dxa" w:w="80"/>
+              <w:left w:type="dxa" w:w="100"/>
+              <w:bottom w:type="dxa" w:w="80"/>
+              <w:right w:type="dxa" w:w="100"/>
+            </w:tcMar>
+            <w:vAlign w:val="top"/>
+          </w:tcPr>
+          <w:p>
+            <w:pPr>
+              <w:spacing w:after="30" w:before="0"/>
+            </w:pPr>
+            <w:r>
+              <w:rPr>
+                <w:b/>
+                <w:bCs/>
+                <w:color w:val="0F2B3C"/>
+                <w:sz w:val="18"/>
+                <w:szCs w:val="18"/>
+              </w:rPr>
+              <w:t xml:space="preserve">Because... ________________</w:t>
+            </w:r>
+          </w:p>
+          <w:p>
+            <w:pPr>
+              <w:spacing w:after="50" w:before="0"/>
+            </w:pPr>
+            <w:r>
+              <w:rPr>
+                <w:color w:val="BBBBBB"/>
+                <w:sz w:val="18"/>
+                <w:szCs w:val="18"/>
+              </w:rPr>
+              <w:t xml:space="preserve">____________________________</w:t>
+            </w:r>
+          </w:p>
+          <w:p>
+            <w:pPr>
+              <w:spacing w:after="30" w:before="40"/>
+            </w:pPr>
+            <w:r>
+              <w:rPr>
+                <w:b/>
+                <w:bCs/>
+                <w:color w:val="1A6FB5"/>
+                <w:sz w:val="18"/>
+                <w:szCs w:val="18"/>
+              </w:rPr>
+              <w:t xml:space="preserve">Although... _______________</w:t>
+            </w:r>
+          </w:p>
+          <w:p>
+            <w:pPr>
+              <w:spacing w:after="50" w:before="0"/>
+            </w:pPr>
+            <w:r>
+              <w:rPr>
+                <w:color w:val="BBBBBB"/>
+                <w:sz w:val="18"/>
+                <w:szCs w:val="18"/>
+              </w:rPr>
+              <w:t xml:space="preserve">____________________________</w:t>
+            </w:r>
+          </w:p>
+          <w:p>
+            <w:pPr>
+              <w:spacing w:after="30" w:before="40"/>
+            </w:pPr>
+            <w:r>
+              <w:rPr>
+                <w:b/>
+                <w:bCs/>
+                <w:color w:val="7A5400"/>
+                <w:sz w:val="18"/>
+                <w:szCs w:val="18"/>
+              </w:rPr>
+              <w:t xml:space="preserve">Therefore... ______________</w:t>
+            </w:r>
+          </w:p>
+          <w:p>
+            <w:pPr>
+              <w:spacing w:after="50" w:before="0"/>
+            </w:pPr>
+            <w:r>
+              <w:rPr>
+                <w:color w:val="BBBBBB"/>
+                <w:sz w:val="18"/>
+                <w:szCs w:val="18"/>
+              </w:rPr>
+              <w:t xml:space="preserve">____________________________</w:t>
+            </w:r>
+          </w:p>
+        </w:tc>
+      </w:tr>
+    </w:tbl>
     <w:p>
       <w:pPr>
         <w:spacing w:after="60" w:before="0"/>
       </w:pPr>
       <w:r>
-        <w:rPr>
-          <w:i/>
-          <w:iCs/>
-          <w:color w:val="3F4D5C"/>
-          <w:sz w:val="20"/>
-          <w:szCs w:val="20"/>
-        </w:rPr>
-        <w:t xml:space="preserve">B. “La temperatura es de 9 grados bajo cero.” ¿Qué representa el 0 aquí?</w:t>
-      </w:r>
-    </w:p>
-    <w:p>
-      <w:pPr>
-        <w:spacing w:after="40" w:before="0"/>
-      </w:pPr>
-      <w:r>
-        <w:rPr>
-          <w:color w:val="5E6E7E"/>
-          <w:sz w:val="20"/>
-          <w:szCs w:val="20"/>
-        </w:rPr>
-        <w:t xml:space="preserve">     choices: 0 degrees   /   sea level   /   the line of scrimmage   /   no money</w:t>
-      </w:r>
-    </w:p>
-    <w:p>
-      <w:pPr>
-        <w:spacing w:after="80" w:before="0"/>
-      </w:pPr>
-      <w:r>
-        <w:rPr>
-          <w:color w:val="BBBBBB"/>
-        </w:rPr>
-        <w:t xml:space="preserve">____________________________________________________</w:t>
-      </w:r>
-    </w:p>
-    <w:p>
-      <w:pPr>
-        <w:spacing w:after="40" w:before="0"/>
-      </w:pPr>
-      <w:r>
-        <w:rPr>
-          <w:sz w:val="22"/>
-          <w:szCs w:val="22"/>
-        </w:rPr>
-        <w:t xml:space="preserve">3.  A team gains 4 yards, then gains 21 yards. How many yards did it gain in all?</w:t>
-      </w:r>
-    </w:p>
+        <w:t xml:space="preserve"/>
+      </w:r>
+    </w:p>
+    <w:tbl>
+      <w:tblPr>
+        <w:tblW w:type="dxa" w:w="9360"/>
+        <w:tblBorders>
+          <w:top w:val="single" w:color="C7D2DD" w:sz="6"/>
+          <w:left w:val="single" w:color="C7D2DD" w:sz="6"/>
+          <w:bottom w:val="single" w:color="C7D2DD" w:sz="6"/>
+          <w:right w:val="single" w:color="C7D2DD" w:sz="6"/>
+          <w:insideH w:val="single" w:color="C7D2DD" w:sz="6"/>
+          <w:insideV w:val="single" w:color="C7D2DD" w:sz="6"/>
+        </w:tblBorders>
+      </w:tblPr>
+      <w:tblGrid>
+        <w:gridCol w:w="2800"/>
+        <w:gridCol w:w="3560"/>
+        <w:gridCol w:w="3000"/>
+      </w:tblGrid>
+      <w:tr>
+        <w:trPr>
+          <w:cantSplit/>
+          <w:tblHeader/>
+        </w:trPr>
+        <w:tc>
+          <w:tcPr>
+            <w:tcW w:type="dxa" w:w="2800"/>
+            <w:shd w:fill="EEF4F8" w:color="auto" w:val="clear"/>
+            <w:tcMar>
+              <w:top w:type="dxa" w:w="60"/>
+              <w:left w:type="dxa" w:w="100"/>
+              <w:bottom w:type="dxa" w:w="60"/>
+              <w:right w:type="dxa" w:w="100"/>
+            </w:tcMar>
+          </w:tcPr>
+          <w:p>
+            <w:pPr>
+              <w:spacing w:after="0" w:before="0"/>
+            </w:pPr>
+            <w:r>
+              <w:rPr>
+                <w:b/>
+                <w:bCs/>
+                <w:color w:val="0F2B3C"/>
+                <w:sz w:val="16"/>
+                <w:szCs w:val="16"/>
+              </w:rPr>
+              <w:t xml:space="preserve">CORE PROBLEM / GIVEN REPRESENTATION</w:t>
+            </w:r>
+          </w:p>
+        </w:tc>
+        <w:tc>
+          <w:tcPr>
+            <w:tcW w:type="dxa" w:w="3560"/>
+            <w:shd w:fill="EEF4F8" w:color="auto" w:val="clear"/>
+            <w:tcMar>
+              <w:top w:type="dxa" w:w="60"/>
+              <w:left w:type="dxa" w:w="100"/>
+              <w:bottom w:type="dxa" w:w="60"/>
+              <w:right w:type="dxa" w:w="100"/>
+            </w:tcMar>
+          </w:tcPr>
+          <w:p>
+            <w:pPr>
+              <w:spacing w:after="0" w:before="0"/>
+            </w:pPr>
+            <w:r>
+              <w:rPr>
+                <w:b/>
+                <w:bCs/>
+                <w:color w:val="0F2B3C"/>
+                <w:sz w:val="16"/>
+                <w:szCs w:val="16"/>
+              </w:rPr>
+              <w:t xml:space="preserve">WORKING SPACE / CALCULATION STEPS</w:t>
+            </w:r>
+          </w:p>
+        </w:tc>
+        <w:tc>
+          <w:tcPr>
+            <w:tcW w:type="dxa" w:w="3000"/>
+            <w:shd w:fill="FBF3E2" w:color="auto" w:val="clear"/>
+            <w:tcMar>
+              <w:top w:type="dxa" w:w="60"/>
+              <w:left w:type="dxa" w:w="100"/>
+              <w:bottom w:type="dxa" w:w="60"/>
+              <w:right w:type="dxa" w:w="100"/>
+            </w:tcMar>
+          </w:tcPr>
+          <w:p>
+            <w:pPr>
+              <w:spacing w:after="0" w:before="0"/>
+            </w:pPr>
+            <w:r>
+              <w:rPr>
+                <w:b/>
+                <w:bCs/>
+                <w:color w:val="7A5400"/>
+                <w:sz w:val="16"/>
+                <w:szCs w:val="16"/>
+              </w:rPr>
+              <w:t xml:space="preserve">EXPLAIN YOUR REASONING</w:t>
+            </w:r>
+          </w:p>
+        </w:tc>
+      </w:tr>
+      <w:tr>
+        <w:trPr>
+          <w:cantSplit/>
+        </w:trPr>
+        <w:tc>
+          <w:tcPr>
+            <w:tcW w:type="dxa" w:w="2800"/>
+            <w:tcMar>
+              <w:top w:type="dxa" w:w="80"/>
+              <w:left w:type="dxa" w:w="100"/>
+              <w:bottom w:type="dxa" w:w="80"/>
+              <w:right w:type="dxa" w:w="100"/>
+            </w:tcMar>
+            <w:vAlign w:val="top"/>
+          </w:tcPr>
+          <w:p>
+            <w:pPr>
+              <w:spacing w:after="40" w:before="0"/>
+            </w:pPr>
+            <w:r>
+              <w:rPr>
+                <w:b/>
+                <w:bCs/>
+                <w:color w:val="0F2B3C"/>
+                <w:sz w:val="20"/>
+                <w:szCs w:val="20"/>
+              </w:rPr>
+              <w:t xml:space="preserve">3.  A team gains 4 yards, then gains 21 yards. How many yards did it gain in all?</w:t>
+            </w:r>
+          </w:p>
+          <w:p>
+            <w:pPr>
+              <w:spacing w:after="40" w:before="0"/>
+            </w:pPr>
+            <w:r>
+              <w:rPr>
+                <w:i/>
+                <w:iCs/>
+                <w:color w:val="3F4D5C"/>
+                <w:sz w:val="20"/>
+                <w:szCs w:val="20"/>
+              </w:rPr>
+              <w:t xml:space="preserve">C. Un equipo gana 4 yardas y luego gana 21 yardas. ¿Cuántas yardas ganó en total?</w:t>
+            </w:r>
+          </w:p>
+        </w:tc>
+        <w:tc>
+          <w:tcPr>
+            <w:tcW w:type="dxa" w:w="3560"/>
+            <w:tcMar>
+              <w:top w:type="dxa" w:w="80"/>
+              <w:left w:type="dxa" w:w="100"/>
+              <w:bottom w:type="dxa" w:w="80"/>
+              <w:right w:type="dxa" w:w="100"/>
+            </w:tcMar>
+            <w:vAlign w:val="top"/>
+          </w:tcPr>
+          <w:p>
+            <w:pPr>
+              <w:spacing w:after="50" w:before="0"/>
+            </w:pPr>
+            <w:r>
+              <w:rPr>
+                <w:color w:val="BBBBBB"/>
+                <w:sz w:val="18"/>
+                <w:szCs w:val="18"/>
+              </w:rPr>
+              <w:t xml:space="preserve">____________________________</w:t>
+            </w:r>
+          </w:p>
+          <w:p>
+            <w:pPr>
+              <w:spacing w:after="50" w:before="0"/>
+            </w:pPr>
+            <w:r>
+              <w:rPr>
+                <w:color w:val="BBBBBB"/>
+                <w:sz w:val="18"/>
+                <w:szCs w:val="18"/>
+              </w:rPr>
+              <w:t xml:space="preserve">____________________________</w:t>
+            </w:r>
+          </w:p>
+          <w:p>
+            <w:pPr>
+              <w:spacing w:after="50" w:before="0"/>
+            </w:pPr>
+            <w:r>
+              <w:rPr>
+                <w:color w:val="BBBBBB"/>
+                <w:sz w:val="18"/>
+                <w:szCs w:val="18"/>
+              </w:rPr>
+              <w:t xml:space="preserve">____________________________</w:t>
+            </w:r>
+          </w:p>
+          <w:p>
+            <w:pPr>
+              <w:spacing w:after="50" w:before="0"/>
+            </w:pPr>
+            <w:r>
+              <w:rPr>
+                <w:color w:val="BBBBBB"/>
+                <w:sz w:val="18"/>
+                <w:szCs w:val="18"/>
+              </w:rPr>
+              <w:t xml:space="preserve">____________________________</w:t>
+            </w:r>
+          </w:p>
+        </w:tc>
+        <w:tc>
+          <w:tcPr>
+            <w:tcW w:type="dxa" w:w="3000"/>
+            <w:shd w:fill="FBF3E2" w:color="auto" w:val="clear"/>
+            <w:tcMar>
+              <w:top w:type="dxa" w:w="80"/>
+              <w:left w:type="dxa" w:w="100"/>
+              <w:bottom w:type="dxa" w:w="80"/>
+              <w:right w:type="dxa" w:w="100"/>
+            </w:tcMar>
+            <w:vAlign w:val="top"/>
+          </w:tcPr>
+          <w:p>
+            <w:pPr>
+              <w:spacing w:after="30" w:before="0"/>
+            </w:pPr>
+            <w:r>
+              <w:rPr>
+                <w:b/>
+                <w:bCs/>
+                <w:color w:val="0F2B3C"/>
+                <w:sz w:val="18"/>
+                <w:szCs w:val="18"/>
+              </w:rPr>
+              <w:t xml:space="preserve">Because... ________________</w:t>
+            </w:r>
+          </w:p>
+          <w:p>
+            <w:pPr>
+              <w:spacing w:after="50" w:before="0"/>
+            </w:pPr>
+            <w:r>
+              <w:rPr>
+                <w:color w:val="BBBBBB"/>
+                <w:sz w:val="18"/>
+                <w:szCs w:val="18"/>
+              </w:rPr>
+              <w:t xml:space="preserve">____________________________</w:t>
+            </w:r>
+          </w:p>
+          <w:p>
+            <w:pPr>
+              <w:spacing w:after="30" w:before="40"/>
+            </w:pPr>
+            <w:r>
+              <w:rPr>
+                <w:b/>
+                <w:bCs/>
+                <w:color w:val="1A6FB5"/>
+                <w:sz w:val="18"/>
+                <w:szCs w:val="18"/>
+              </w:rPr>
+              <w:t xml:space="preserve">Although... _______________</w:t>
+            </w:r>
+          </w:p>
+          <w:p>
+            <w:pPr>
+              <w:spacing w:after="50" w:before="0"/>
+            </w:pPr>
+            <w:r>
+              <w:rPr>
+                <w:color w:val="BBBBBB"/>
+                <w:sz w:val="18"/>
+                <w:szCs w:val="18"/>
+              </w:rPr>
+              <w:t xml:space="preserve">____________________________</w:t>
+            </w:r>
+          </w:p>
+          <w:p>
+            <w:pPr>
+              <w:spacing w:after="30" w:before="40"/>
+            </w:pPr>
+            <w:r>
+              <w:rPr>
+                <w:b/>
+                <w:bCs/>
+                <w:color w:val="7A5400"/>
+                <w:sz w:val="18"/>
+                <w:szCs w:val="18"/>
+              </w:rPr>
+              <w:t xml:space="preserve">Therefore... ______________</w:t>
+            </w:r>
+          </w:p>
+          <w:p>
+            <w:pPr>
+              <w:spacing w:after="50" w:before="0"/>
+            </w:pPr>
+            <w:r>
+              <w:rPr>
+                <w:color w:val="BBBBBB"/>
+                <w:sz w:val="18"/>
+                <w:szCs w:val="18"/>
+              </w:rPr>
+              <w:t xml:space="preserve">____________________________</w:t>
+            </w:r>
+          </w:p>
+        </w:tc>
+      </w:tr>
+    </w:tbl>
     <w:p>
       <w:pPr>
         <w:spacing w:after="60" w:before="0"/>
       </w:pPr>
       <w:r>
-        <w:rPr>
-          <w:i/>
-          <w:iCs/>
-          <w:color w:val="3F4D5C"/>
-          <w:sz w:val="20"/>
-          <w:szCs w:val="20"/>
-        </w:rPr>
-        <w:t xml:space="preserve">C. Un equipo gana 4 yardas y luego gana 21 yardas. ¿Cuántas yardas ganó en total?</w:t>
-      </w:r>
-    </w:p>
-    <w:p>
-      <w:pPr>
-        <w:spacing w:after="80" w:before="0"/>
-      </w:pPr>
-      <w:r>
-        <w:rPr>
-          <w:color w:val="BBBBBB"/>
-        </w:rPr>
-        <w:t xml:space="preserve">____________________________________________________</w:t>
-      </w:r>
-    </w:p>
-    <w:p>
-      <w:pPr>
-        <w:spacing w:after="40" w:before="0"/>
-      </w:pPr>
-      <w:r>
-        <w:rPr>
-          <w:sz w:val="22"/>
-          <w:szCs w:val="22"/>
-        </w:rPr>
-        <w:t xml:space="preserve">4.  A team loses 10 yards, then gains 10 yards. How many yards is it from where it started?</w:t>
-      </w:r>
-    </w:p>
+        <w:t xml:space="preserve"/>
+      </w:r>
+    </w:p>
+    <w:tbl>
+      <w:tblPr>
+        <w:tblW w:type="dxa" w:w="9360"/>
+        <w:tblBorders>
+          <w:top w:val="single" w:color="C7D2DD" w:sz="6"/>
+          <w:left w:val="single" w:color="C7D2DD" w:sz="6"/>
+          <w:bottom w:val="single" w:color="C7D2DD" w:sz="6"/>
+          <w:right w:val="single" w:color="C7D2DD" w:sz="6"/>
+          <w:insideH w:val="single" w:color="C7D2DD" w:sz="6"/>
+          <w:insideV w:val="single" w:color="C7D2DD" w:sz="6"/>
+        </w:tblBorders>
+      </w:tblPr>
+      <w:tblGrid>
+        <w:gridCol w:w="2800"/>
+        <w:gridCol w:w="3560"/>
+        <w:gridCol w:w="3000"/>
+      </w:tblGrid>
+      <w:tr>
+        <w:trPr>
+          <w:cantSplit/>
+          <w:tblHeader/>
+        </w:trPr>
+        <w:tc>
+          <w:tcPr>
+            <w:tcW w:type="dxa" w:w="2800"/>
+            <w:shd w:fill="EEF4F8" w:color="auto" w:val="clear"/>
+            <w:tcMar>
+              <w:top w:type="dxa" w:w="60"/>
+              <w:left w:type="dxa" w:w="100"/>
+              <w:bottom w:type="dxa" w:w="60"/>
+              <w:right w:type="dxa" w:w="100"/>
+            </w:tcMar>
+          </w:tcPr>
+          <w:p>
+            <w:pPr>
+              <w:spacing w:after="0" w:before="0"/>
+            </w:pPr>
+            <w:r>
+              <w:rPr>
+                <w:b/>
+                <w:bCs/>
+                <w:color w:val="0F2B3C"/>
+                <w:sz w:val="16"/>
+                <w:szCs w:val="16"/>
+              </w:rPr>
+              <w:t xml:space="preserve">CORE PROBLEM / GIVEN REPRESENTATION</w:t>
+            </w:r>
+          </w:p>
+        </w:tc>
+        <w:tc>
+          <w:tcPr>
+            <w:tcW w:type="dxa" w:w="3560"/>
+            <w:shd w:fill="EEF4F8" w:color="auto" w:val="clear"/>
+            <w:tcMar>
+              <w:top w:type="dxa" w:w="60"/>
+              <w:left w:type="dxa" w:w="100"/>
+              <w:bottom w:type="dxa" w:w="60"/>
+              <w:right w:type="dxa" w:w="100"/>
+            </w:tcMar>
+          </w:tcPr>
+          <w:p>
+            <w:pPr>
+              <w:spacing w:after="0" w:before="0"/>
+            </w:pPr>
+            <w:r>
+              <w:rPr>
+                <w:b/>
+                <w:bCs/>
+                <w:color w:val="0F2B3C"/>
+                <w:sz w:val="16"/>
+                <w:szCs w:val="16"/>
+              </w:rPr>
+              <w:t xml:space="preserve">WORKING SPACE / CALCULATION STEPS</w:t>
+            </w:r>
+          </w:p>
+        </w:tc>
+        <w:tc>
+          <w:tcPr>
+            <w:tcW w:type="dxa" w:w="3000"/>
+            <w:shd w:fill="FBF3E2" w:color="auto" w:val="clear"/>
+            <w:tcMar>
+              <w:top w:type="dxa" w:w="60"/>
+              <w:left w:type="dxa" w:w="100"/>
+              <w:bottom w:type="dxa" w:w="60"/>
+              <w:right w:type="dxa" w:w="100"/>
+            </w:tcMar>
+          </w:tcPr>
+          <w:p>
+            <w:pPr>
+              <w:spacing w:after="0" w:before="0"/>
+            </w:pPr>
+            <w:r>
+              <w:rPr>
+                <w:b/>
+                <w:bCs/>
+                <w:color w:val="7A5400"/>
+                <w:sz w:val="16"/>
+                <w:szCs w:val="16"/>
+              </w:rPr>
+              <w:t xml:space="preserve">EXPLAIN YOUR REASONING</w:t>
+            </w:r>
+          </w:p>
+        </w:tc>
+      </w:tr>
+      <w:tr>
+        <w:trPr>
+          <w:cantSplit/>
+        </w:trPr>
+        <w:tc>
+          <w:tcPr>
+            <w:tcW w:type="dxa" w:w="2800"/>
+            <w:tcMar>
+              <w:top w:type="dxa" w:w="80"/>
+              <w:left w:type="dxa" w:w="100"/>
+              <w:bottom w:type="dxa" w:w="80"/>
+              <w:right w:type="dxa" w:w="100"/>
+            </w:tcMar>
+            <w:vAlign w:val="top"/>
+          </w:tcPr>
+          <w:p>
+            <w:pPr>
+              <w:spacing w:after="40" w:before="0"/>
+            </w:pPr>
+            <w:r>
+              <w:rPr>
+                <w:b/>
+                <w:bCs/>
+                <w:color w:val="0F2B3C"/>
+                <w:sz w:val="20"/>
+                <w:szCs w:val="20"/>
+              </w:rPr>
+              <w:t xml:space="preserve">4.  A team loses 10 yards, then gains 10 yards. How many yards is it from where it started?</w:t>
+            </w:r>
+          </w:p>
+          <w:p>
+            <w:pPr>
+              <w:spacing w:after="40" w:before="0"/>
+            </w:pPr>
+            <w:r>
+              <w:rPr>
+                <w:i/>
+                <w:iCs/>
+                <w:color w:val="3F4D5C"/>
+                <w:sz w:val="20"/>
+                <w:szCs w:val="20"/>
+              </w:rPr>
+              <w:t xml:space="preserve">D. Un equipo pierde 10 yardas y luego gana 10 yardas. ¿A cuántas yardas está de donde empezó?</w:t>
+            </w:r>
+          </w:p>
+        </w:tc>
+        <w:tc>
+          <w:tcPr>
+            <w:tcW w:type="dxa" w:w="3560"/>
+            <w:tcMar>
+              <w:top w:type="dxa" w:w="80"/>
+              <w:left w:type="dxa" w:w="100"/>
+              <w:bottom w:type="dxa" w:w="80"/>
+              <w:right w:type="dxa" w:w="100"/>
+            </w:tcMar>
+            <w:vAlign w:val="top"/>
+          </w:tcPr>
+          <w:p>
+            <w:pPr>
+              <w:spacing w:after="50" w:before="0"/>
+            </w:pPr>
+            <w:r>
+              <w:rPr>
+                <w:color w:val="BBBBBB"/>
+                <w:sz w:val="18"/>
+                <w:szCs w:val="18"/>
+              </w:rPr>
+              <w:t xml:space="preserve">____________________________</w:t>
+            </w:r>
+          </w:p>
+          <w:p>
+            <w:pPr>
+              <w:spacing w:after="50" w:before="0"/>
+            </w:pPr>
+            <w:r>
+              <w:rPr>
+                <w:color w:val="BBBBBB"/>
+                <w:sz w:val="18"/>
+                <w:szCs w:val="18"/>
+              </w:rPr>
+              <w:t xml:space="preserve">____________________________</w:t>
+            </w:r>
+          </w:p>
+          <w:p>
+            <w:pPr>
+              <w:spacing w:after="50" w:before="0"/>
+            </w:pPr>
+            <w:r>
+              <w:rPr>
+                <w:color w:val="BBBBBB"/>
+                <w:sz w:val="18"/>
+                <w:szCs w:val="18"/>
+              </w:rPr>
+              <w:t xml:space="preserve">____________________________</w:t>
+            </w:r>
+          </w:p>
+          <w:p>
+            <w:pPr>
+              <w:spacing w:after="50" w:before="0"/>
+            </w:pPr>
+            <w:r>
+              <w:rPr>
+                <w:color w:val="BBBBBB"/>
+                <w:sz w:val="18"/>
+                <w:szCs w:val="18"/>
+              </w:rPr>
+              <w:t xml:space="preserve">____________________________</w:t>
+            </w:r>
+          </w:p>
+        </w:tc>
+        <w:tc>
+          <w:tcPr>
+            <w:tcW w:type="dxa" w:w="3000"/>
+            <w:shd w:fill="FBF3E2" w:color="auto" w:val="clear"/>
+            <w:tcMar>
+              <w:top w:type="dxa" w:w="80"/>
+              <w:left w:type="dxa" w:w="100"/>
+              <w:bottom w:type="dxa" w:w="80"/>
+              <w:right w:type="dxa" w:w="100"/>
+            </w:tcMar>
+            <w:vAlign w:val="top"/>
+          </w:tcPr>
+          <w:p>
+            <w:pPr>
+              <w:spacing w:after="30" w:before="0"/>
+            </w:pPr>
+            <w:r>
+              <w:rPr>
+                <w:b/>
+                <w:bCs/>
+                <w:color w:val="0F2B3C"/>
+                <w:sz w:val="18"/>
+                <w:szCs w:val="18"/>
+              </w:rPr>
+              <w:t xml:space="preserve">Because... ________________</w:t>
+            </w:r>
+          </w:p>
+          <w:p>
+            <w:pPr>
+              <w:spacing w:after="50" w:before="0"/>
+            </w:pPr>
+            <w:r>
+              <w:rPr>
+                <w:color w:val="BBBBBB"/>
+                <w:sz w:val="18"/>
+                <w:szCs w:val="18"/>
+              </w:rPr>
+              <w:t xml:space="preserve">____________________________</w:t>
+            </w:r>
+          </w:p>
+          <w:p>
+            <w:pPr>
+              <w:spacing w:after="30" w:before="40"/>
+            </w:pPr>
+            <w:r>
+              <w:rPr>
+                <w:b/>
+                <w:bCs/>
+                <w:color w:val="1A6FB5"/>
+                <w:sz w:val="18"/>
+                <w:szCs w:val="18"/>
+              </w:rPr>
+              <w:t xml:space="preserve">Although... _______________</w:t>
+            </w:r>
+          </w:p>
+          <w:p>
+            <w:pPr>
+              <w:spacing w:after="50" w:before="0"/>
+            </w:pPr>
+            <w:r>
+              <w:rPr>
+                <w:color w:val="BBBBBB"/>
+                <w:sz w:val="18"/>
+                <w:szCs w:val="18"/>
+              </w:rPr>
+              <w:t xml:space="preserve">____________________________</w:t>
+            </w:r>
+          </w:p>
+          <w:p>
+            <w:pPr>
+              <w:spacing w:after="30" w:before="40"/>
+            </w:pPr>
+            <w:r>
+              <w:rPr>
+                <w:b/>
+                <w:bCs/>
+                <w:color w:val="7A5400"/>
+                <w:sz w:val="18"/>
+                <w:szCs w:val="18"/>
+              </w:rPr>
+              <w:t xml:space="preserve">Therefore... ______________</w:t>
+            </w:r>
+          </w:p>
+          <w:p>
+            <w:pPr>
+              <w:spacing w:after="50" w:before="0"/>
+            </w:pPr>
+            <w:r>
+              <w:rPr>
+                <w:color w:val="BBBBBB"/>
+                <w:sz w:val="18"/>
+                <w:szCs w:val="18"/>
+              </w:rPr>
+              <w:t xml:space="preserve">____________________________</w:t>
+            </w:r>
+          </w:p>
+        </w:tc>
+      </w:tr>
+    </w:tbl>
     <w:p>
       <w:pPr>
         <w:spacing w:after="60" w:before="0"/>
       </w:pPr>
       <w:r>
-        <w:rPr>
-          <w:i/>
-          <w:iCs/>
-          <w:color w:val="3F4D5C"/>
-          <w:sz w:val="20"/>
-          <w:szCs w:val="20"/>
-        </w:rPr>
-        <w:t xml:space="preserve">D. Un equipo pierde 10 yardas y luego gana 10 yardas. ¿A cuántas yardas está de donde empezó?</w:t>
-      </w:r>
-    </w:p>
-    <w:p>
-      <w:pPr>
-        <w:spacing w:after="80" w:before="0"/>
-      </w:pPr>
-      <w:r>
-        <w:rPr>
-          <w:color w:val="BBBBBB"/>
-        </w:rPr>
-        <w:t xml:space="preserve">____________________________________________________</w:t>
+        <w:t xml:space="preserve"/>
       </w:r>
     </w:p>
     <w:p>
@@ -563,144 +3520,993 @@
         <w:t xml:space="preserve">Compara distancias desde 0.</w:t>
       </w:r>
     </w:p>
-    <w:p>
-      <w:pPr>
-        <w:spacing w:after="40" w:before="0"/>
-      </w:pPr>
-      <w:r>
-        <w:rPr>
-          <w:sz w:val="22"/>
-          <w:szCs w:val="22"/>
-        </w:rPr>
-        <w:t xml:space="preserve">1.  Which is farther from sea level?</w:t>
-      </w:r>
-    </w:p>
+    <w:tbl>
+      <w:tblPr>
+        <w:tblW w:type="dxa" w:w="9360"/>
+        <w:tblBorders>
+          <w:top w:val="single" w:color="C7D2DD" w:sz="6"/>
+          <w:left w:val="single" w:color="C7D2DD" w:sz="6"/>
+          <w:bottom w:val="single" w:color="C7D2DD" w:sz="6"/>
+          <w:right w:val="single" w:color="C7D2DD" w:sz="6"/>
+          <w:insideH w:val="single" w:color="C7D2DD" w:sz="6"/>
+          <w:insideV w:val="single" w:color="C7D2DD" w:sz="6"/>
+        </w:tblBorders>
+      </w:tblPr>
+      <w:tblGrid>
+        <w:gridCol w:w="2800"/>
+        <w:gridCol w:w="3560"/>
+        <w:gridCol w:w="3000"/>
+      </w:tblGrid>
+      <w:tr>
+        <w:trPr>
+          <w:cantSplit/>
+          <w:tblHeader/>
+        </w:trPr>
+        <w:tc>
+          <w:tcPr>
+            <w:tcW w:type="dxa" w:w="2800"/>
+            <w:shd w:fill="EEF4F8" w:color="auto" w:val="clear"/>
+            <w:tcMar>
+              <w:top w:type="dxa" w:w="60"/>
+              <w:left w:type="dxa" w:w="100"/>
+              <w:bottom w:type="dxa" w:w="60"/>
+              <w:right w:type="dxa" w:w="100"/>
+            </w:tcMar>
+          </w:tcPr>
+          <w:p>
+            <w:pPr>
+              <w:spacing w:after="0" w:before="0"/>
+            </w:pPr>
+            <w:r>
+              <w:rPr>
+                <w:b/>
+                <w:bCs/>
+                <w:color w:val="0F2B3C"/>
+                <w:sz w:val="16"/>
+                <w:szCs w:val="16"/>
+              </w:rPr>
+              <w:t xml:space="preserve">CORE PROBLEM / GIVEN REPRESENTATION</w:t>
+            </w:r>
+          </w:p>
+        </w:tc>
+        <w:tc>
+          <w:tcPr>
+            <w:tcW w:type="dxa" w:w="3560"/>
+            <w:shd w:fill="EEF4F8" w:color="auto" w:val="clear"/>
+            <w:tcMar>
+              <w:top w:type="dxa" w:w="60"/>
+              <w:left w:type="dxa" w:w="100"/>
+              <w:bottom w:type="dxa" w:w="60"/>
+              <w:right w:type="dxa" w:w="100"/>
+            </w:tcMar>
+          </w:tcPr>
+          <w:p>
+            <w:pPr>
+              <w:spacing w:after="0" w:before="0"/>
+            </w:pPr>
+            <w:r>
+              <w:rPr>
+                <w:b/>
+                <w:bCs/>
+                <w:color w:val="0F2B3C"/>
+                <w:sz w:val="16"/>
+                <w:szCs w:val="16"/>
+              </w:rPr>
+              <w:t xml:space="preserve">WORKING SPACE / CALCULATION STEPS</w:t>
+            </w:r>
+          </w:p>
+        </w:tc>
+        <w:tc>
+          <w:tcPr>
+            <w:tcW w:type="dxa" w:w="3000"/>
+            <w:shd w:fill="FBF3E2" w:color="auto" w:val="clear"/>
+            <w:tcMar>
+              <w:top w:type="dxa" w:w="60"/>
+              <w:left w:type="dxa" w:w="100"/>
+              <w:bottom w:type="dxa" w:w="60"/>
+              <w:right w:type="dxa" w:w="100"/>
+            </w:tcMar>
+          </w:tcPr>
+          <w:p>
+            <w:pPr>
+              <w:spacing w:after="0" w:before="0"/>
+            </w:pPr>
+            <w:r>
+              <w:rPr>
+                <w:b/>
+                <w:bCs/>
+                <w:color w:val="7A5400"/>
+                <w:sz w:val="16"/>
+                <w:szCs w:val="16"/>
+              </w:rPr>
+              <w:t xml:space="preserve">EXPLAIN YOUR REASONING</w:t>
+            </w:r>
+          </w:p>
+        </w:tc>
+      </w:tr>
+      <w:tr>
+        <w:trPr>
+          <w:cantSplit/>
+        </w:trPr>
+        <w:tc>
+          <w:tcPr>
+            <w:tcW w:type="dxa" w:w="2800"/>
+            <w:tcMar>
+              <w:top w:type="dxa" w:w="80"/>
+              <w:left w:type="dxa" w:w="100"/>
+              <w:bottom w:type="dxa" w:w="80"/>
+              <w:right w:type="dxa" w:w="100"/>
+            </w:tcMar>
+            <w:vAlign w:val="top"/>
+          </w:tcPr>
+          <w:p>
+            <w:pPr>
+              <w:spacing w:after="40" w:before="0"/>
+            </w:pPr>
+            <w:r>
+              <w:rPr>
+                <w:b/>
+                <w:bCs/>
+                <w:color w:val="0F2B3C"/>
+                <w:sz w:val="20"/>
+                <w:szCs w:val="20"/>
+              </w:rPr>
+              <w:t xml:space="preserve">1.  Which is farther from sea level?</w:t>
+            </w:r>
+          </w:p>
+          <w:p>
+            <w:pPr>
+              <w:spacing w:after="40" w:before="0"/>
+            </w:pPr>
+            <w:r>
+              <w:rPr>
+                <w:i/>
+                <w:iCs/>
+                <w:color w:val="3F4D5C"/>
+                <w:sz w:val="20"/>
+                <w:szCs w:val="20"/>
+              </w:rPr>
+              <w:t xml:space="preserve">A. ¿Qué está más lejos del nivel del mar?</w:t>
+            </w:r>
+          </w:p>
+          <w:p>
+            <w:pPr>
+              <w:spacing w:after="0" w:before="0"/>
+            </w:pPr>
+            <w:r>
+              <w:rPr>
+                <w:color w:val="5E6E7E"/>
+                <w:sz w:val="18"/>
+                <w:szCs w:val="18"/>
+              </w:rPr>
+              <w:t xml:space="preserve">Choices: 86 meters below sea level   /   50 meters below sea level   /   They are the same distance.</w:t>
+            </w:r>
+          </w:p>
+        </w:tc>
+        <w:tc>
+          <w:tcPr>
+            <w:tcW w:type="dxa" w:w="3560"/>
+            <w:tcMar>
+              <w:top w:type="dxa" w:w="80"/>
+              <w:left w:type="dxa" w:w="100"/>
+              <w:bottom w:type="dxa" w:w="80"/>
+              <w:right w:type="dxa" w:w="100"/>
+            </w:tcMar>
+            <w:vAlign w:val="top"/>
+          </w:tcPr>
+          <w:p>
+            <w:pPr>
+              <w:spacing w:after="50" w:before="0"/>
+            </w:pPr>
+            <w:r>
+              <w:rPr>
+                <w:color w:val="BBBBBB"/>
+                <w:sz w:val="18"/>
+                <w:szCs w:val="18"/>
+              </w:rPr>
+              <w:t xml:space="preserve">____________________________</w:t>
+            </w:r>
+          </w:p>
+          <w:p>
+            <w:pPr>
+              <w:spacing w:after="50" w:before="0"/>
+            </w:pPr>
+            <w:r>
+              <w:rPr>
+                <w:color w:val="BBBBBB"/>
+                <w:sz w:val="18"/>
+                <w:szCs w:val="18"/>
+              </w:rPr>
+              <w:t xml:space="preserve">____________________________</w:t>
+            </w:r>
+          </w:p>
+          <w:p>
+            <w:pPr>
+              <w:spacing w:after="50" w:before="0"/>
+            </w:pPr>
+            <w:r>
+              <w:rPr>
+                <w:color w:val="BBBBBB"/>
+                <w:sz w:val="18"/>
+                <w:szCs w:val="18"/>
+              </w:rPr>
+              <w:t xml:space="preserve">____________________________</w:t>
+            </w:r>
+          </w:p>
+          <w:p>
+            <w:pPr>
+              <w:spacing w:after="50" w:before="0"/>
+            </w:pPr>
+            <w:r>
+              <w:rPr>
+                <w:color w:val="BBBBBB"/>
+                <w:sz w:val="18"/>
+                <w:szCs w:val="18"/>
+              </w:rPr>
+              <w:t xml:space="preserve">____________________________</w:t>
+            </w:r>
+          </w:p>
+        </w:tc>
+        <w:tc>
+          <w:tcPr>
+            <w:tcW w:type="dxa" w:w="3000"/>
+            <w:shd w:fill="FBF3E2" w:color="auto" w:val="clear"/>
+            <w:tcMar>
+              <w:top w:type="dxa" w:w="80"/>
+              <w:left w:type="dxa" w:w="100"/>
+              <w:bottom w:type="dxa" w:w="80"/>
+              <w:right w:type="dxa" w:w="100"/>
+            </w:tcMar>
+            <w:vAlign w:val="top"/>
+          </w:tcPr>
+          <w:p>
+            <w:pPr>
+              <w:spacing w:after="30" w:before="0"/>
+            </w:pPr>
+            <w:r>
+              <w:rPr>
+                <w:b/>
+                <w:bCs/>
+                <w:color w:val="0F2B3C"/>
+                <w:sz w:val="18"/>
+                <w:szCs w:val="18"/>
+              </w:rPr>
+              <w:t xml:space="preserve">Because... ________________</w:t>
+            </w:r>
+          </w:p>
+          <w:p>
+            <w:pPr>
+              <w:spacing w:after="50" w:before="0"/>
+            </w:pPr>
+            <w:r>
+              <w:rPr>
+                <w:color w:val="BBBBBB"/>
+                <w:sz w:val="18"/>
+                <w:szCs w:val="18"/>
+              </w:rPr>
+              <w:t xml:space="preserve">____________________________</w:t>
+            </w:r>
+          </w:p>
+          <w:p>
+            <w:pPr>
+              <w:spacing w:after="30" w:before="40"/>
+            </w:pPr>
+            <w:r>
+              <w:rPr>
+                <w:b/>
+                <w:bCs/>
+                <w:color w:val="1A6FB5"/>
+                <w:sz w:val="18"/>
+                <w:szCs w:val="18"/>
+              </w:rPr>
+              <w:t xml:space="preserve">Although... _______________</w:t>
+            </w:r>
+          </w:p>
+          <w:p>
+            <w:pPr>
+              <w:spacing w:after="50" w:before="0"/>
+            </w:pPr>
+            <w:r>
+              <w:rPr>
+                <w:color w:val="BBBBBB"/>
+                <w:sz w:val="18"/>
+                <w:szCs w:val="18"/>
+              </w:rPr>
+              <w:t xml:space="preserve">____________________________</w:t>
+            </w:r>
+          </w:p>
+          <w:p>
+            <w:pPr>
+              <w:spacing w:after="30" w:before="40"/>
+            </w:pPr>
+            <w:r>
+              <w:rPr>
+                <w:b/>
+                <w:bCs/>
+                <w:color w:val="7A5400"/>
+                <w:sz w:val="18"/>
+                <w:szCs w:val="18"/>
+              </w:rPr>
+              <w:t xml:space="preserve">Therefore... ______________</w:t>
+            </w:r>
+          </w:p>
+          <w:p>
+            <w:pPr>
+              <w:spacing w:after="50" w:before="0"/>
+            </w:pPr>
+            <w:r>
+              <w:rPr>
+                <w:color w:val="BBBBBB"/>
+                <w:sz w:val="18"/>
+                <w:szCs w:val="18"/>
+              </w:rPr>
+              <w:t xml:space="preserve">____________________________</w:t>
+            </w:r>
+          </w:p>
+        </w:tc>
+      </w:tr>
+    </w:tbl>
     <w:p>
       <w:pPr>
         <w:spacing w:after="60" w:before="0"/>
       </w:pPr>
       <w:r>
-        <w:rPr>
-          <w:i/>
-          <w:iCs/>
-          <w:color w:val="3F4D5C"/>
-          <w:sz w:val="20"/>
-          <w:szCs w:val="20"/>
-        </w:rPr>
-        <w:t xml:space="preserve">A. ¿Qué está más lejos del nivel del mar?</w:t>
-      </w:r>
-    </w:p>
-    <w:p>
-      <w:pPr>
-        <w:spacing w:after="40" w:before="0"/>
-      </w:pPr>
-      <w:r>
-        <w:rPr>
-          <w:color w:val="5E6E7E"/>
-          <w:sz w:val="20"/>
-          <w:szCs w:val="20"/>
-        </w:rPr>
-        <w:t xml:space="preserve">     choices: 86 meters below sea level   /   50 meters below sea level   /   They are the same distance.</w:t>
-      </w:r>
-    </w:p>
-    <w:p>
-      <w:pPr>
-        <w:spacing w:after="80" w:before="0"/>
-      </w:pPr>
-      <w:r>
-        <w:rPr>
-          <w:color w:val="BBBBBB"/>
-        </w:rPr>
-        <w:t xml:space="preserve">____________________________________________________</w:t>
-      </w:r>
-    </w:p>
-    <w:p>
-      <w:pPr>
-        <w:spacing w:after="40" w:before="0"/>
-      </w:pPr>
-      <w:r>
-        <w:rPr>
-          <w:sz w:val="22"/>
-          <w:szCs w:val="22"/>
-        </w:rPr>
-        <w:t xml:space="preserve">2.  A diver is 12 meters below sea level. A bird is the same distance above sea level. How many meters above sea level is the bird?</w:t>
-      </w:r>
-    </w:p>
+        <w:t xml:space="preserve"/>
+      </w:r>
+    </w:p>
+    <w:tbl>
+      <w:tblPr>
+        <w:tblW w:type="dxa" w:w="9360"/>
+        <w:tblBorders>
+          <w:top w:val="single" w:color="C7D2DD" w:sz="6"/>
+          <w:left w:val="single" w:color="C7D2DD" w:sz="6"/>
+          <w:bottom w:val="single" w:color="C7D2DD" w:sz="6"/>
+          <w:right w:val="single" w:color="C7D2DD" w:sz="6"/>
+          <w:insideH w:val="single" w:color="C7D2DD" w:sz="6"/>
+          <w:insideV w:val="single" w:color="C7D2DD" w:sz="6"/>
+        </w:tblBorders>
+      </w:tblPr>
+      <w:tblGrid>
+        <w:gridCol w:w="2800"/>
+        <w:gridCol w:w="3560"/>
+        <w:gridCol w:w="3000"/>
+      </w:tblGrid>
+      <w:tr>
+        <w:trPr>
+          <w:cantSplit/>
+          <w:tblHeader/>
+        </w:trPr>
+        <w:tc>
+          <w:tcPr>
+            <w:tcW w:type="dxa" w:w="2800"/>
+            <w:shd w:fill="EEF4F8" w:color="auto" w:val="clear"/>
+            <w:tcMar>
+              <w:top w:type="dxa" w:w="60"/>
+              <w:left w:type="dxa" w:w="100"/>
+              <w:bottom w:type="dxa" w:w="60"/>
+              <w:right w:type="dxa" w:w="100"/>
+            </w:tcMar>
+          </w:tcPr>
+          <w:p>
+            <w:pPr>
+              <w:spacing w:after="0" w:before="0"/>
+            </w:pPr>
+            <w:r>
+              <w:rPr>
+                <w:b/>
+                <w:bCs/>
+                <w:color w:val="0F2B3C"/>
+                <w:sz w:val="16"/>
+                <w:szCs w:val="16"/>
+              </w:rPr>
+              <w:t xml:space="preserve">CORE PROBLEM / GIVEN REPRESENTATION</w:t>
+            </w:r>
+          </w:p>
+        </w:tc>
+        <w:tc>
+          <w:tcPr>
+            <w:tcW w:type="dxa" w:w="3560"/>
+            <w:shd w:fill="EEF4F8" w:color="auto" w:val="clear"/>
+            <w:tcMar>
+              <w:top w:type="dxa" w:w="60"/>
+              <w:left w:type="dxa" w:w="100"/>
+              <w:bottom w:type="dxa" w:w="60"/>
+              <w:right w:type="dxa" w:w="100"/>
+            </w:tcMar>
+          </w:tcPr>
+          <w:p>
+            <w:pPr>
+              <w:spacing w:after="0" w:before="0"/>
+            </w:pPr>
+            <w:r>
+              <w:rPr>
+                <w:b/>
+                <w:bCs/>
+                <w:color w:val="0F2B3C"/>
+                <w:sz w:val="16"/>
+                <w:szCs w:val="16"/>
+              </w:rPr>
+              <w:t xml:space="preserve">WORKING SPACE / CALCULATION STEPS</w:t>
+            </w:r>
+          </w:p>
+        </w:tc>
+        <w:tc>
+          <w:tcPr>
+            <w:tcW w:type="dxa" w:w="3000"/>
+            <w:shd w:fill="FBF3E2" w:color="auto" w:val="clear"/>
+            <w:tcMar>
+              <w:top w:type="dxa" w:w="60"/>
+              <w:left w:type="dxa" w:w="100"/>
+              <w:bottom w:type="dxa" w:w="60"/>
+              <w:right w:type="dxa" w:w="100"/>
+            </w:tcMar>
+          </w:tcPr>
+          <w:p>
+            <w:pPr>
+              <w:spacing w:after="0" w:before="0"/>
+            </w:pPr>
+            <w:r>
+              <w:rPr>
+                <w:b/>
+                <w:bCs/>
+                <w:color w:val="7A5400"/>
+                <w:sz w:val="16"/>
+                <w:szCs w:val="16"/>
+              </w:rPr>
+              <w:t xml:space="preserve">EXPLAIN YOUR REASONING</w:t>
+            </w:r>
+          </w:p>
+        </w:tc>
+      </w:tr>
+      <w:tr>
+        <w:trPr>
+          <w:cantSplit/>
+        </w:trPr>
+        <w:tc>
+          <w:tcPr>
+            <w:tcW w:type="dxa" w:w="2800"/>
+            <w:tcMar>
+              <w:top w:type="dxa" w:w="80"/>
+              <w:left w:type="dxa" w:w="100"/>
+              <w:bottom w:type="dxa" w:w="80"/>
+              <w:right w:type="dxa" w:w="100"/>
+            </w:tcMar>
+            <w:vAlign w:val="top"/>
+          </w:tcPr>
+          <w:p>
+            <w:pPr>
+              <w:spacing w:after="40" w:before="0"/>
+            </w:pPr>
+            <w:r>
+              <w:rPr>
+                <w:b/>
+                <w:bCs/>
+                <w:color w:val="0F2B3C"/>
+                <w:sz w:val="20"/>
+                <w:szCs w:val="20"/>
+              </w:rPr>
+              <w:t xml:space="preserve">2.  A diver is 12 meters below sea level. A bird is the same distance above sea level. How many meters above sea level is the bird?</w:t>
+            </w:r>
+          </w:p>
+          <w:p>
+            <w:pPr>
+              <w:spacing w:after="40" w:before="0"/>
+            </w:pPr>
+            <w:r>
+              <w:rPr>
+                <w:i/>
+                <w:iCs/>
+                <w:color w:val="3F4D5C"/>
+                <w:sz w:val="20"/>
+                <w:szCs w:val="20"/>
+              </w:rPr>
+              <w:t xml:space="preserve">B. Un buzo está a 12 metros bajo el nivel del mar. Un pájaro está a la misma distancia sobre el nivel del mar. ¿A cuántos metros sobre el nivel del mar está el pájaro?</w:t>
+            </w:r>
+          </w:p>
+        </w:tc>
+        <w:tc>
+          <w:tcPr>
+            <w:tcW w:type="dxa" w:w="3560"/>
+            <w:tcMar>
+              <w:top w:type="dxa" w:w="80"/>
+              <w:left w:type="dxa" w:w="100"/>
+              <w:bottom w:type="dxa" w:w="80"/>
+              <w:right w:type="dxa" w:w="100"/>
+            </w:tcMar>
+            <w:vAlign w:val="top"/>
+          </w:tcPr>
+          <w:p>
+            <w:pPr>
+              <w:spacing w:after="50" w:before="0"/>
+            </w:pPr>
+            <w:r>
+              <w:rPr>
+                <w:color w:val="BBBBBB"/>
+                <w:sz w:val="18"/>
+                <w:szCs w:val="18"/>
+              </w:rPr>
+              <w:t xml:space="preserve">____________________________</w:t>
+            </w:r>
+          </w:p>
+          <w:p>
+            <w:pPr>
+              <w:spacing w:after="50" w:before="0"/>
+            </w:pPr>
+            <w:r>
+              <w:rPr>
+                <w:color w:val="BBBBBB"/>
+                <w:sz w:val="18"/>
+                <w:szCs w:val="18"/>
+              </w:rPr>
+              <w:t xml:space="preserve">____________________________</w:t>
+            </w:r>
+          </w:p>
+          <w:p>
+            <w:pPr>
+              <w:spacing w:after="50" w:before="0"/>
+            </w:pPr>
+            <w:r>
+              <w:rPr>
+                <w:color w:val="BBBBBB"/>
+                <w:sz w:val="18"/>
+                <w:szCs w:val="18"/>
+              </w:rPr>
+              <w:t xml:space="preserve">____________________________</w:t>
+            </w:r>
+          </w:p>
+          <w:p>
+            <w:pPr>
+              <w:spacing w:after="50" w:before="0"/>
+            </w:pPr>
+            <w:r>
+              <w:rPr>
+                <w:color w:val="BBBBBB"/>
+                <w:sz w:val="18"/>
+                <w:szCs w:val="18"/>
+              </w:rPr>
+              <w:t xml:space="preserve">____________________________</w:t>
+            </w:r>
+          </w:p>
+        </w:tc>
+        <w:tc>
+          <w:tcPr>
+            <w:tcW w:type="dxa" w:w="3000"/>
+            <w:shd w:fill="FBF3E2" w:color="auto" w:val="clear"/>
+            <w:tcMar>
+              <w:top w:type="dxa" w:w="80"/>
+              <w:left w:type="dxa" w:w="100"/>
+              <w:bottom w:type="dxa" w:w="80"/>
+              <w:right w:type="dxa" w:w="100"/>
+            </w:tcMar>
+            <w:vAlign w:val="top"/>
+          </w:tcPr>
+          <w:p>
+            <w:pPr>
+              <w:spacing w:after="30" w:before="0"/>
+            </w:pPr>
+            <w:r>
+              <w:rPr>
+                <w:b/>
+                <w:bCs/>
+                <w:color w:val="0F2B3C"/>
+                <w:sz w:val="18"/>
+                <w:szCs w:val="18"/>
+              </w:rPr>
+              <w:t xml:space="preserve">Because... ________________</w:t>
+            </w:r>
+          </w:p>
+          <w:p>
+            <w:pPr>
+              <w:spacing w:after="50" w:before="0"/>
+            </w:pPr>
+            <w:r>
+              <w:rPr>
+                <w:color w:val="BBBBBB"/>
+                <w:sz w:val="18"/>
+                <w:szCs w:val="18"/>
+              </w:rPr>
+              <w:t xml:space="preserve">____________________________</w:t>
+            </w:r>
+          </w:p>
+          <w:p>
+            <w:pPr>
+              <w:spacing w:after="30" w:before="40"/>
+            </w:pPr>
+            <w:r>
+              <w:rPr>
+                <w:b/>
+                <w:bCs/>
+                <w:color w:val="1A6FB5"/>
+                <w:sz w:val="18"/>
+                <w:szCs w:val="18"/>
+              </w:rPr>
+              <w:t xml:space="preserve">Although... _______________</w:t>
+            </w:r>
+          </w:p>
+          <w:p>
+            <w:pPr>
+              <w:spacing w:after="50" w:before="0"/>
+            </w:pPr>
+            <w:r>
+              <w:rPr>
+                <w:color w:val="BBBBBB"/>
+                <w:sz w:val="18"/>
+                <w:szCs w:val="18"/>
+              </w:rPr>
+              <w:t xml:space="preserve">____________________________</w:t>
+            </w:r>
+          </w:p>
+          <w:p>
+            <w:pPr>
+              <w:spacing w:after="30" w:before="40"/>
+            </w:pPr>
+            <w:r>
+              <w:rPr>
+                <w:b/>
+                <w:bCs/>
+                <w:color w:val="7A5400"/>
+                <w:sz w:val="18"/>
+                <w:szCs w:val="18"/>
+              </w:rPr>
+              <w:t xml:space="preserve">Therefore... ______________</w:t>
+            </w:r>
+          </w:p>
+          <w:p>
+            <w:pPr>
+              <w:spacing w:after="50" w:before="0"/>
+            </w:pPr>
+            <w:r>
+              <w:rPr>
+                <w:color w:val="BBBBBB"/>
+                <w:sz w:val="18"/>
+                <w:szCs w:val="18"/>
+              </w:rPr>
+              <w:t xml:space="preserve">____________________________</w:t>
+            </w:r>
+          </w:p>
+        </w:tc>
+      </w:tr>
+    </w:tbl>
     <w:p>
       <w:pPr>
         <w:spacing w:after="60" w:before="0"/>
       </w:pPr>
       <w:r>
-        <w:rPr>
-          <w:i/>
-          <w:iCs/>
-          <w:color w:val="3F4D5C"/>
-          <w:sz w:val="20"/>
-          <w:szCs w:val="20"/>
-        </w:rPr>
-        <w:t xml:space="preserve">B. Un buzo está a 12 metros bajo el nivel del mar. Un pájaro está a la misma distancia sobre el nivel del mar. ¿A cuántos metros sobre el nivel del mar está el pájaro?</w:t>
-      </w:r>
-    </w:p>
-    <w:p>
-      <w:pPr>
-        <w:spacing w:after="80" w:before="0"/>
-      </w:pPr>
-      <w:r>
-        <w:rPr>
-          <w:color w:val="BBBBBB"/>
-        </w:rPr>
-        <w:t xml:space="preserve">____________________________________________________</w:t>
-      </w:r>
-    </w:p>
-    <w:p>
-      <w:pPr>
-        <w:spacing w:after="40" w:before="0"/>
-      </w:pPr>
-      <w:r>
-        <w:rPr>
-          <w:sz w:val="22"/>
-          <w:szCs w:val="22"/>
-        </w:rPr>
-        <w:t xml:space="preserve">3.  One play loses 10 yards. Another play gains 10 yards. How are they related?</w:t>
-      </w:r>
-    </w:p>
+        <w:t xml:space="preserve"/>
+      </w:r>
+    </w:p>
+    <w:tbl>
+      <w:tblPr>
+        <w:tblW w:type="dxa" w:w="9360"/>
+        <w:tblBorders>
+          <w:top w:val="single" w:color="C7D2DD" w:sz="6"/>
+          <w:left w:val="single" w:color="C7D2DD" w:sz="6"/>
+          <w:bottom w:val="single" w:color="C7D2DD" w:sz="6"/>
+          <w:right w:val="single" w:color="C7D2DD" w:sz="6"/>
+          <w:insideH w:val="single" w:color="C7D2DD" w:sz="6"/>
+          <w:insideV w:val="single" w:color="C7D2DD" w:sz="6"/>
+        </w:tblBorders>
+      </w:tblPr>
+      <w:tblGrid>
+        <w:gridCol w:w="2800"/>
+        <w:gridCol w:w="3560"/>
+        <w:gridCol w:w="3000"/>
+      </w:tblGrid>
+      <w:tr>
+        <w:trPr>
+          <w:cantSplit/>
+          <w:tblHeader/>
+        </w:trPr>
+        <w:tc>
+          <w:tcPr>
+            <w:tcW w:type="dxa" w:w="2800"/>
+            <w:shd w:fill="EEF4F8" w:color="auto" w:val="clear"/>
+            <w:tcMar>
+              <w:top w:type="dxa" w:w="60"/>
+              <w:left w:type="dxa" w:w="100"/>
+              <w:bottom w:type="dxa" w:w="60"/>
+              <w:right w:type="dxa" w:w="100"/>
+            </w:tcMar>
+          </w:tcPr>
+          <w:p>
+            <w:pPr>
+              <w:spacing w:after="0" w:before="0"/>
+            </w:pPr>
+            <w:r>
+              <w:rPr>
+                <w:b/>
+                <w:bCs/>
+                <w:color w:val="0F2B3C"/>
+                <w:sz w:val="16"/>
+                <w:szCs w:val="16"/>
+              </w:rPr>
+              <w:t xml:space="preserve">CORE PROBLEM / GIVEN REPRESENTATION</w:t>
+            </w:r>
+          </w:p>
+        </w:tc>
+        <w:tc>
+          <w:tcPr>
+            <w:tcW w:type="dxa" w:w="3560"/>
+            <w:shd w:fill="EEF4F8" w:color="auto" w:val="clear"/>
+            <w:tcMar>
+              <w:top w:type="dxa" w:w="60"/>
+              <w:left w:type="dxa" w:w="100"/>
+              <w:bottom w:type="dxa" w:w="60"/>
+              <w:right w:type="dxa" w:w="100"/>
+            </w:tcMar>
+          </w:tcPr>
+          <w:p>
+            <w:pPr>
+              <w:spacing w:after="0" w:before="0"/>
+            </w:pPr>
+            <w:r>
+              <w:rPr>
+                <w:b/>
+                <w:bCs/>
+                <w:color w:val="0F2B3C"/>
+                <w:sz w:val="16"/>
+                <w:szCs w:val="16"/>
+              </w:rPr>
+              <w:t xml:space="preserve">WORKING SPACE / CALCULATION STEPS</w:t>
+            </w:r>
+          </w:p>
+        </w:tc>
+        <w:tc>
+          <w:tcPr>
+            <w:tcW w:type="dxa" w:w="3000"/>
+            <w:shd w:fill="FBF3E2" w:color="auto" w:val="clear"/>
+            <w:tcMar>
+              <w:top w:type="dxa" w:w="60"/>
+              <w:left w:type="dxa" w:w="100"/>
+              <w:bottom w:type="dxa" w:w="60"/>
+              <w:right w:type="dxa" w:w="100"/>
+            </w:tcMar>
+          </w:tcPr>
+          <w:p>
+            <w:pPr>
+              <w:spacing w:after="0" w:before="0"/>
+            </w:pPr>
+            <w:r>
+              <w:rPr>
+                <w:b/>
+                <w:bCs/>
+                <w:color w:val="7A5400"/>
+                <w:sz w:val="16"/>
+                <w:szCs w:val="16"/>
+              </w:rPr>
+              <w:t xml:space="preserve">EXPLAIN YOUR REASONING</w:t>
+            </w:r>
+          </w:p>
+        </w:tc>
+      </w:tr>
+      <w:tr>
+        <w:trPr>
+          <w:cantSplit/>
+        </w:trPr>
+        <w:tc>
+          <w:tcPr>
+            <w:tcW w:type="dxa" w:w="2800"/>
+            <w:tcMar>
+              <w:top w:type="dxa" w:w="80"/>
+              <w:left w:type="dxa" w:w="100"/>
+              <w:bottom w:type="dxa" w:w="80"/>
+              <w:right w:type="dxa" w:w="100"/>
+            </w:tcMar>
+            <w:vAlign w:val="top"/>
+          </w:tcPr>
+          <w:p>
+            <w:pPr>
+              <w:spacing w:after="40" w:before="0"/>
+            </w:pPr>
+            <w:r>
+              <w:rPr>
+                <w:b/>
+                <w:bCs/>
+                <w:color w:val="0F2B3C"/>
+                <w:sz w:val="20"/>
+                <w:szCs w:val="20"/>
+              </w:rPr>
+              <w:t xml:space="preserve">3.  One play loses 10 yards. Another play gains 10 yards. How are they related?</w:t>
+            </w:r>
+          </w:p>
+          <w:p>
+            <w:pPr>
+              <w:spacing w:after="40" w:before="0"/>
+            </w:pPr>
+            <w:r>
+              <w:rPr>
+                <w:i/>
+                <w:iCs/>
+                <w:color w:val="3F4D5C"/>
+                <w:sz w:val="20"/>
+                <w:szCs w:val="20"/>
+              </w:rPr>
+              <w:t xml:space="preserve">C. Una jugada pierde 10 yardas. Otra jugada gana 10 yardas. ¿Cómo se relacionan?</w:t>
+            </w:r>
+          </w:p>
+          <w:p>
+            <w:pPr>
+              <w:spacing w:after="0" w:before="0"/>
+            </w:pPr>
+            <w:r>
+              <w:rPr>
+                <w:color w:val="5E6E7E"/>
+                <w:sz w:val="18"/>
+                <w:szCs w:val="18"/>
+              </w:rPr>
+              <w:t xml:space="preserve">Choices: Same distance from 0, opposite directions   /   They are exactly the same.   /   The gain is farther from 0.</w:t>
+            </w:r>
+          </w:p>
+        </w:tc>
+        <w:tc>
+          <w:tcPr>
+            <w:tcW w:type="dxa" w:w="3560"/>
+            <w:tcMar>
+              <w:top w:type="dxa" w:w="80"/>
+              <w:left w:type="dxa" w:w="100"/>
+              <w:bottom w:type="dxa" w:w="80"/>
+              <w:right w:type="dxa" w:w="100"/>
+            </w:tcMar>
+            <w:vAlign w:val="top"/>
+          </w:tcPr>
+          <w:p>
+            <w:pPr>
+              <w:spacing w:after="50" w:before="0"/>
+            </w:pPr>
+            <w:r>
+              <w:rPr>
+                <w:color w:val="BBBBBB"/>
+                <w:sz w:val="18"/>
+                <w:szCs w:val="18"/>
+              </w:rPr>
+              <w:t xml:space="preserve">____________________________</w:t>
+            </w:r>
+          </w:p>
+          <w:p>
+            <w:pPr>
+              <w:spacing w:after="50" w:before="0"/>
+            </w:pPr>
+            <w:r>
+              <w:rPr>
+                <w:color w:val="BBBBBB"/>
+                <w:sz w:val="18"/>
+                <w:szCs w:val="18"/>
+              </w:rPr>
+              <w:t xml:space="preserve">____________________________</w:t>
+            </w:r>
+          </w:p>
+          <w:p>
+            <w:pPr>
+              <w:spacing w:after="50" w:before="0"/>
+            </w:pPr>
+            <w:r>
+              <w:rPr>
+                <w:color w:val="BBBBBB"/>
+                <w:sz w:val="18"/>
+                <w:szCs w:val="18"/>
+              </w:rPr>
+              <w:t xml:space="preserve">____________________________</w:t>
+            </w:r>
+          </w:p>
+          <w:p>
+            <w:pPr>
+              <w:spacing w:after="50" w:before="0"/>
+            </w:pPr>
+            <w:r>
+              <w:rPr>
+                <w:color w:val="BBBBBB"/>
+                <w:sz w:val="18"/>
+                <w:szCs w:val="18"/>
+              </w:rPr>
+              <w:t xml:space="preserve">____________________________</w:t>
+            </w:r>
+          </w:p>
+        </w:tc>
+        <w:tc>
+          <w:tcPr>
+            <w:tcW w:type="dxa" w:w="3000"/>
+            <w:shd w:fill="FBF3E2" w:color="auto" w:val="clear"/>
+            <w:tcMar>
+              <w:top w:type="dxa" w:w="80"/>
+              <w:left w:type="dxa" w:w="100"/>
+              <w:bottom w:type="dxa" w:w="80"/>
+              <w:right w:type="dxa" w:w="100"/>
+            </w:tcMar>
+            <w:vAlign w:val="top"/>
+          </w:tcPr>
+          <w:p>
+            <w:pPr>
+              <w:spacing w:after="30" w:before="0"/>
+            </w:pPr>
+            <w:r>
+              <w:rPr>
+                <w:b/>
+                <w:bCs/>
+                <w:color w:val="0F2B3C"/>
+                <w:sz w:val="18"/>
+                <w:szCs w:val="18"/>
+              </w:rPr>
+              <w:t xml:space="preserve">Because... ________________</w:t>
+            </w:r>
+          </w:p>
+          <w:p>
+            <w:pPr>
+              <w:spacing w:after="50" w:before="0"/>
+            </w:pPr>
+            <w:r>
+              <w:rPr>
+                <w:color w:val="BBBBBB"/>
+                <w:sz w:val="18"/>
+                <w:szCs w:val="18"/>
+              </w:rPr>
+              <w:t xml:space="preserve">____________________________</w:t>
+            </w:r>
+          </w:p>
+          <w:p>
+            <w:pPr>
+              <w:spacing w:after="30" w:before="40"/>
+            </w:pPr>
+            <w:r>
+              <w:rPr>
+                <w:b/>
+                <w:bCs/>
+                <w:color w:val="1A6FB5"/>
+                <w:sz w:val="18"/>
+                <w:szCs w:val="18"/>
+              </w:rPr>
+              <w:t xml:space="preserve">Although... _______________</w:t>
+            </w:r>
+          </w:p>
+          <w:p>
+            <w:pPr>
+              <w:spacing w:after="50" w:before="0"/>
+            </w:pPr>
+            <w:r>
+              <w:rPr>
+                <w:color w:val="BBBBBB"/>
+                <w:sz w:val="18"/>
+                <w:szCs w:val="18"/>
+              </w:rPr>
+              <w:t xml:space="preserve">____________________________</w:t>
+            </w:r>
+          </w:p>
+          <w:p>
+            <w:pPr>
+              <w:spacing w:after="30" w:before="40"/>
+            </w:pPr>
+            <w:r>
+              <w:rPr>
+                <w:b/>
+                <w:bCs/>
+                <w:color w:val="7A5400"/>
+                <w:sz w:val="18"/>
+                <w:szCs w:val="18"/>
+              </w:rPr>
+              <w:t xml:space="preserve">Therefore... ______________</w:t>
+            </w:r>
+          </w:p>
+          <w:p>
+            <w:pPr>
+              <w:spacing w:after="50" w:before="0"/>
+            </w:pPr>
+            <w:r>
+              <w:rPr>
+                <w:color w:val="BBBBBB"/>
+                <w:sz w:val="18"/>
+                <w:szCs w:val="18"/>
+              </w:rPr>
+              <w:t xml:space="preserve">____________________________</w:t>
+            </w:r>
+          </w:p>
+        </w:tc>
+      </w:tr>
+    </w:tbl>
     <w:p>
       <w:pPr>
         <w:spacing w:after="60" w:before="0"/>
       </w:pPr>
       <w:r>
-        <w:rPr>
-          <w:i/>
-          <w:iCs/>
-          <w:color w:val="3F4D5C"/>
-          <w:sz w:val="20"/>
-          <w:szCs w:val="20"/>
-        </w:rPr>
-        <w:t xml:space="preserve">C. Una jugada pierde 10 yardas. Otra jugada gana 10 yardas. ¿Cómo se relacionan?</w:t>
-      </w:r>
-    </w:p>
-    <w:p>
-      <w:pPr>
-        <w:spacing w:after="40" w:before="0"/>
-      </w:pPr>
-      <w:r>
-        <w:rPr>
-          <w:color w:val="5E6E7E"/>
-          <w:sz w:val="20"/>
-          <w:szCs w:val="20"/>
-        </w:rPr>
-        <w:t xml:space="preserve">     choices: Same distance from 0, opposite directions   /   They are exactly the same.   /   The gain is farther from 0.</w:t>
-      </w:r>
-    </w:p>
-    <w:p>
-      <w:pPr>
-        <w:spacing w:after="80" w:before="0"/>
-      </w:pPr>
-      <w:r>
-        <w:rPr>
-          <w:color w:val="BBBBBB"/>
-        </w:rPr>
-        <w:t xml:space="preserve">____________________________________________________</w:t>
+        <w:t xml:space="preserve"/>
       </w:r>
     </w:p>
     <w:p>
@@ -807,6 +4613,141 @@
         <w:t xml:space="preserve">____________________________________________________</w:t>
       </w:r>
     </w:p>
+    <w:tbl>
+      <w:tblPr>
+        <w:tblW w:type="dxa" w:w="9360"/>
+        <w:tblBorders>
+          <w:top w:val="single" w:color="C7D2DD" w:sz="6"/>
+          <w:left w:val="single" w:color="C7D2DD" w:sz="6"/>
+          <w:bottom w:val="single" w:color="C7D2DD" w:sz="6"/>
+          <w:right w:val="single" w:color="C7D2DD" w:sz="6"/>
+          <w:insideH w:val="single" w:color="C7D2DD" w:sz="6"/>
+          <w:insideV w:val="single" w:color="C7D2DD" w:sz="6"/>
+        </w:tblBorders>
+      </w:tblPr>
+      <w:tblGrid>
+        <w:gridCol w:w="3120"/>
+        <w:gridCol w:w="3120"/>
+        <w:gridCol w:w="3120"/>
+      </w:tblGrid>
+      <w:tr>
+        <w:trPr>
+          <w:cantSplit/>
+          <w:tblHeader/>
+        </w:trPr>
+        <w:tc>
+          <w:tcPr>
+            <w:tcW w:type="dxa" w:w="9360"/>
+            <w:gridSpan w:val="3"/>
+            <w:shd w:fill="EEF4F8" w:color="auto" w:val="clear"/>
+            <w:tcMar>
+              <w:top w:type="dxa" w:w="60"/>
+              <w:left w:type="dxa" w:w="100"/>
+              <w:bottom w:type="dxa" w:w="60"/>
+              <w:right w:type="dxa" w:w="100"/>
+            </w:tcMar>
+          </w:tcPr>
+          <w:p>
+            <w:pPr>
+              <w:spacing w:after="0" w:before="0"/>
+            </w:pPr>
+            <w:r>
+              <w:rPr>
+                <w:b/>
+                <w:bCs/>
+                <w:color w:val="0F2B3C"/>
+                <w:sz w:val="18"/>
+                <w:szCs w:val="18"/>
+              </w:rPr>
+              <w:t xml:space="preserve">EXIT CHECK · 3-POINT SELF-ASSESSMENT CHECKLIST</w:t>
+            </w:r>
+          </w:p>
+        </w:tc>
+      </w:tr>
+      <w:tr>
+        <w:trPr>
+          <w:cantSplit/>
+        </w:trPr>
+        <w:tc>
+          <w:tcPr>
+            <w:tcW w:type="dxa" w:w="3120"/>
+            <w:tcMar>
+              <w:top w:type="dxa" w:w="80"/>
+              <w:left w:type="dxa" w:w="100"/>
+              <w:bottom w:type="dxa" w:w="80"/>
+              <w:right w:type="dxa" w:w="100"/>
+            </w:tcMar>
+          </w:tcPr>
+          <w:p>
+            <w:pPr>
+              <w:spacing w:after="0" w:before="0"/>
+            </w:pPr>
+            <w:r>
+              <w:rPr>
+                <w:b/>
+                <w:bCs/>
+                <w:color w:val="0F2B3C"/>
+                <w:sz w:val="18"/>
+                <w:szCs w:val="18"/>
+              </w:rPr>
+              <w:t xml:space="preserve">☐ 1. Units &amp; Labels Verified</w:t>
+            </w:r>
+          </w:p>
+        </w:tc>
+        <w:tc>
+          <w:tcPr>
+            <w:tcW w:type="dxa" w:w="3120"/>
+            <w:tcMar>
+              <w:top w:type="dxa" w:w="80"/>
+              <w:left w:type="dxa" w:w="100"/>
+              <w:bottom w:type="dxa" w:w="80"/>
+              <w:right w:type="dxa" w:w="100"/>
+            </w:tcMar>
+          </w:tcPr>
+          <w:p>
+            <w:pPr>
+              <w:spacing w:after="0" w:before="0"/>
+            </w:pPr>
+            <w:r>
+              <w:rPr>
+                <w:b/>
+                <w:bCs/>
+                <w:color w:val="0F2B3C"/>
+                <w:sz w:val="18"/>
+                <w:szCs w:val="18"/>
+              </w:rPr>
+              <w:t xml:space="preserve">☐ 2. Reasoning Stated (Because / Although / Therefore)</w:t>
+            </w:r>
+          </w:p>
+        </w:tc>
+        <w:tc>
+          <w:tcPr>
+            <w:tcW w:type="dxa" w:w="3120"/>
+            <w:tcMar>
+              <w:top w:type="dxa" w:w="80"/>
+              <w:left w:type="dxa" w:w="100"/>
+              <w:bottom w:type="dxa" w:w="80"/>
+              <w:right w:type="dxa" w:w="100"/>
+            </w:tcMar>
+          </w:tcPr>
+          <w:p>
+            <w:pPr>
+              <w:spacing w:after="0" w:before="0"/>
+            </w:pPr>
+            <w:r>
+              <w:rPr>
+                <w:b/>
+                <w:bCs/>
+                <w:color w:val="0F2B3C"/>
+                <w:sz w:val="18"/>
+                <w:szCs w:val="18"/>
+              </w:rPr>
+              <w:t xml:space="preserve">☐ 3. Calculations Double-Checked</w:t>
+            </w:r>
+          </w:p>
+        </w:tc>
+      </w:tr>
+    </w:tbl>
     <w:p>
       <w:pPr>
         <w:spacing w:after="60" w:before="120"/>
